--- a/public/cv-CAPELLI.docx
+++ b/public/cv-CAPELLI.docx
@@ -62,13 +62,7 @@
                               <w:pStyle w:val="FrameContents"/>
                               <w:jc w:val="center"/>
                               <w:rPr>
-                                <w:rFonts w:ascii="Gill Sans MT" w:hAnsi="Gill Sans MT" w:cs="Gill Sans MT" w:asciiTheme="minorHAnsi" w:cstheme="minorHAnsi" w:hAnsiTheme="minorHAnsi"/>
-                                <w:b/>
-                                <w:bCs/>
-                                <w:color w:val="881631"/>
-                                <w:sz w:val="64"/>
-                                <w:szCs w:val="64"/>
-                                <w:lang w:val="en-US"/>
+                                <w:color w:val="000000"/>
                               </w:rPr>
                             </w:pPr>
                             <w:r>
@@ -76,7 +70,7 @@
                                 <w:rFonts w:cs="Gill Sans MT" w:ascii="Gill Sans MT" w:hAnsi="Gill Sans MT" w:asciiTheme="minorHAnsi" w:cstheme="minorHAnsi" w:hAnsiTheme="minorHAnsi"/>
                                 <w:b/>
                                 <w:bCs/>
-                                <w:color w:val="881631"/>
+                                <w:color w:val="000000"/>
                                 <w:sz w:val="64"/>
                                 <w:szCs w:val="64"/>
                                 <w:lang w:val="en-US"/>
@@ -103,7 +97,29 @@
                                 <w:sz w:val="22"/>
                                 <w:szCs w:val="22"/>
                               </w:rPr>
-                              <w:t>Ingeniero en informática</w:t>
+                              <w:t xml:space="preserve">Ingeniero en </w:t>
+                            </w:r>
+                            <w:r>
+                              <w:rPr>
+                                <w:rFonts w:cs="Gill Sans MT" w:ascii="Gill Sans MT" w:hAnsi="Gill Sans MT" w:asciiTheme="minorHAnsi" w:cstheme="minorHAnsi" w:hAnsiTheme="minorHAnsi"/>
+                                <w:b/>
+                                <w:bCs/>
+                                <w:color w:val="000000"/>
+                                <w:sz w:val="22"/>
+                                <w:szCs w:val="22"/>
+                              </w:rPr>
+                              <w:t>I</w:t>
+                            </w:r>
+                            <w:r>
+                              <w:rPr>
+                                <w:rFonts w:cs="Gill Sans MT" w:ascii="Gill Sans MT" w:hAnsi="Gill Sans MT" w:asciiTheme="minorHAnsi" w:cstheme="minorHAnsi" w:hAnsiTheme="minorHAnsi"/>
+                                <w:b/>
+                                <w:bCs/>
+                                <w:color w:val="000000"/>
+                                <w:sz w:val="22"/>
+                                <w:szCs w:val="22"/>
+                              </w:rPr>
+                              <w:t>nformática</w:t>
                             </w:r>
                             <w:r>
                               <w:rPr>
@@ -168,13 +184,7 @@
                         <w:pStyle w:val="FrameContents"/>
                         <w:jc w:val="center"/>
                         <w:rPr>
-                          <w:rFonts w:ascii="Gill Sans MT" w:hAnsi="Gill Sans MT" w:cs="Gill Sans MT" w:asciiTheme="minorHAnsi" w:cstheme="minorHAnsi" w:hAnsiTheme="minorHAnsi"/>
-                          <w:b/>
-                          <w:bCs/>
-                          <w:color w:val="881631"/>
-                          <w:sz w:val="64"/>
-                          <w:szCs w:val="64"/>
-                          <w:lang w:val="en-US"/>
+                          <w:color w:val="000000"/>
                         </w:rPr>
                       </w:pPr>
                       <w:r>
@@ -182,7 +192,7 @@
                           <w:rFonts w:cs="Gill Sans MT" w:ascii="Gill Sans MT" w:hAnsi="Gill Sans MT" w:asciiTheme="minorHAnsi" w:cstheme="minorHAnsi" w:hAnsiTheme="minorHAnsi"/>
                           <w:b/>
                           <w:bCs/>
-                          <w:color w:val="881631"/>
+                          <w:color w:val="000000"/>
                           <w:sz w:val="64"/>
                           <w:szCs w:val="64"/>
                           <w:lang w:val="en-US"/>
@@ -209,7 +219,29 @@
                           <w:sz w:val="22"/>
                           <w:szCs w:val="22"/>
                         </w:rPr>
-                        <w:t>Ingeniero en informática</w:t>
+                        <w:t xml:space="preserve">Ingeniero en </w:t>
+                      </w:r>
+                      <w:r>
+                        <w:rPr>
+                          <w:rFonts w:cs="Gill Sans MT" w:ascii="Gill Sans MT" w:hAnsi="Gill Sans MT" w:asciiTheme="minorHAnsi" w:cstheme="minorHAnsi" w:hAnsiTheme="minorHAnsi"/>
+                          <w:b/>
+                          <w:bCs/>
+                          <w:color w:val="000000"/>
+                          <w:sz w:val="22"/>
+                          <w:szCs w:val="22"/>
+                        </w:rPr>
+                        <w:t>I</w:t>
+                      </w:r>
+                      <w:r>
+                        <w:rPr>
+                          <w:rFonts w:cs="Gill Sans MT" w:ascii="Gill Sans MT" w:hAnsi="Gill Sans MT" w:asciiTheme="minorHAnsi" w:cstheme="minorHAnsi" w:hAnsiTheme="minorHAnsi"/>
+                          <w:b/>
+                          <w:bCs/>
+                          <w:color w:val="000000"/>
+                          <w:sz w:val="22"/>
+                          <w:szCs w:val="22"/>
+                        </w:rPr>
+                        <w:t>nformática</w:t>
                       </w:r>
                       <w:r>
                         <w:rPr>
@@ -266,7 +298,7 @@
                   <wp:align>center</wp:align>
                 </wp:positionH>
                 <wp:positionV relativeFrom="paragraph">
-                  <wp:posOffset>877570</wp:posOffset>
+                  <wp:posOffset>1454150</wp:posOffset>
                 </wp:positionV>
                 <wp:extent cx="7133590" cy="3877310"/>
                 <wp:effectExtent l="0" t="0" r="0" b="2540"/>
@@ -312,6 +344,7 @@
                                   <w:bCs/>
                                   <w:i w:val="false"/>
                                   <w:iCs w:val="false"/>
+                                  <w:color w:val="000000"/>
                                   <w:sz w:val="22"/>
                                   <w:szCs w:val="22"/>
                                   <w:u w:val="none"/>
@@ -333,15 +366,36 @@
                               <w:rPr>
                                 <w:b/>
                                 <w:bCs/>
-                                <w:sz w:val="20"/>
-                                <w:szCs w:val="20"/>
-                              </w:rPr>
-                              <w:t>Desarrollador Full Stack y Lider de Proyecto                                                                                         Agosto 2024</w:t>
+                                <w:color w:val="000000"/>
+                                <w:sz w:val="20"/>
+                                <w:szCs w:val="20"/>
+                              </w:rPr>
+                              <w:t>Desarrollador Full Stack y Líder de Proyecto</w:t>
                             </w:r>
                             <w:r>
                               <w:rPr>
                                 <w:b/>
                                 <w:bCs/>
+                                <w:sz w:val="20"/>
+                                <w:szCs w:val="20"/>
+                              </w:rPr>
+                              <w:t xml:space="preserve">                                                                                  </w:t>
+                            </w:r>
+                            <w:r>
+                              <w:rPr>
+                                <w:b/>
+                                <w:bCs/>
+                                <w:color w:val="000000"/>
+                                <w:sz w:val="20"/>
+                                <w:szCs w:val="20"/>
+                              </w:rPr>
+                              <w:t>Diciembre 2022</w:t>
+                            </w:r>
+                            <w:r>
+                              <w:rPr>
+                                <w:b/>
+                                <w:bCs/>
+                                <w:color w:val="000000"/>
                                 <w:sz w:val="20"/>
                                 <w:szCs w:val="20"/>
                                 <w:lang w:bidi="es-ES"/>
@@ -362,7 +416,7 @@
                             <w:r>
                               <w:rPr>
                                 <w:rFonts w:eastAsia="DejaVu Sans" w:cs="DejaVu Sans" w:ascii="DejaVu Sans" w:hAnsi="DejaVu Sans"/>
-                                <w:color w:val="881631"/>
+                                <w:color w:val="000000"/>
                                 <w:sz w:val="22"/>
                                 <w:szCs w:val="22"/>
                                 <w:shd w:fill="FFFFFF" w:val="clear"/>
@@ -385,7 +439,7 @@
                                 <w:sz w:val="20"/>
                                 <w:szCs w:val="20"/>
                               </w:rPr>
-                              <w:t xml:space="preserve">Desarrollo de APIs REST y aplicaciones SaaS con </w:t>
+                              <w:t xml:space="preserve">Desarrollo de aplicaciones SaaS y APIs REST con </w:t>
                             </w:r>
                             <w:r>
                               <w:rPr>
@@ -455,7 +509,7 @@
                             <w:r>
                               <w:rPr>
                                 <w:rFonts w:eastAsia="DejaVu Sans" w:cs="DejaVu Sans" w:ascii="DejaVu Sans" w:hAnsi="DejaVu Sans"/>
-                                <w:color w:val="881631"/>
+                                <w:color w:val="000000"/>
                                 <w:sz w:val="22"/>
                                 <w:szCs w:val="22"/>
                                 <w:shd w:fill="FFFFFF" w:val="clear"/>
@@ -478,7 +532,7 @@
                                 <w:sz w:val="20"/>
                                 <w:szCs w:val="20"/>
                               </w:rPr>
-                              <w:t xml:space="preserve">Dirijo proyectos de punta a punta, diseñando arquitectura, modelado de datos y </w:t>
+                              <w:t xml:space="preserve">Gestión de proyectos de punta a punta, diseño de arquitectura, modelado de datos y </w:t>
                             </w:r>
                             <w:r>
                               <w:rPr>
@@ -512,7 +566,7 @@
                             <w:r>
                               <w:rPr>
                                 <w:rFonts w:eastAsia="DejaVu Sans" w:cs="DejaVu Sans" w:ascii="DejaVu Sans" w:hAnsi="DejaVu Sans"/>
-                                <w:color w:val="881631"/>
+                                <w:color w:val="000000"/>
                                 <w:sz w:val="22"/>
                                 <w:szCs w:val="22"/>
                                 <w:shd w:fill="FFFFFF" w:val="clear"/>
@@ -531,33 +585,21 @@
                             </w:r>
                             <w:r>
                               <w:rPr>
-                                <w:rFonts w:cs="Cambria Math"/>
                                 <w:b/>
                                 <w:bCs/>
-                                <w:color w:val="0E1318"/>
-                                <w:sz w:val="20"/>
-                                <w:szCs w:val="20"/>
-                                <w:shd w:fill="FFFFFF" w:val="clear"/>
-                              </w:rPr>
-                              <w:t>Lidero</w:t>
-                            </w:r>
-                            <w:r>
-                              <w:rPr>
-                                <w:b/>
-                                <w:bCs/>
-                                <w:color w:val="000000"/>
-                                <w:sz w:val="20"/>
-                                <w:szCs w:val="20"/>
-                              </w:rPr>
-                              <w:t xml:space="preserve"> un equipo de desarrolladores</w:t>
-                            </w:r>
-                            <w:r>
-                              <w:rPr>
-                                <w:color w:val="000000"/>
-                                <w:sz w:val="20"/>
-                                <w:szCs w:val="20"/>
-                              </w:rPr>
-                              <w:t>, definiendo prioridades, requisitos funcionales y coordinando entregas.</w:t>
+                                <w:color w:val="000000"/>
+                                <w:sz w:val="20"/>
+                                <w:szCs w:val="20"/>
+                              </w:rPr>
+                              <w:t>Liderazgo de equipo de desarrolladores</w:t>
+                            </w:r>
+                            <w:r>
+                              <w:rPr>
+                                <w:color w:val="000000"/>
+                                <w:sz w:val="20"/>
+                                <w:szCs w:val="20"/>
+                              </w:rPr>
+                              <w:t>, asignación de tareas, prioridades y coordinación de entregas.</w:t>
                             </w:r>
                           </w:p>
                           <w:p>
@@ -574,6 +616,7 @@
                                   <w:bCs/>
                                   <w:i w:val="false"/>
                                   <w:iCs w:val="false"/>
+                                  <w:color w:val="000000"/>
                                   <w:sz w:val="22"/>
                                   <w:szCs w:val="22"/>
                                   <w:u w:val="none"/>
@@ -595,20 +638,22 @@
                               <w:rPr>
                                 <w:b/>
                                 <w:bCs/>
-                                <w:sz w:val="20"/>
-                                <w:szCs w:val="20"/>
-                              </w:rPr>
-                              <w:t>Desarrollador .NET y Visual FoxPro                                                                                                     Enero 2024</w:t>
+                                <w:color w:val="000000"/>
+                                <w:sz w:val="20"/>
+                                <w:szCs w:val="20"/>
+                              </w:rPr>
+                              <w:t>Desarrollador .NET y Visual FoxPro                                                                                              Mayo 2022</w:t>
                             </w:r>
                             <w:r>
                               <w:rPr>
                                 <w:b/>
                                 <w:bCs/>
+                                <w:color w:val="000000"/>
                                 <w:sz w:val="20"/>
                                 <w:szCs w:val="20"/>
                                 <w:lang w:bidi="es-ES"/>
                               </w:rPr>
-                              <w:t xml:space="preserve"> – Agosto 2024</w:t>
+                              <w:t xml:space="preserve"> – Noviembre 2022</w:t>
                             </w:r>
                           </w:p>
                           <w:p>
@@ -624,7 +669,7 @@
                             <w:r>
                               <w:rPr>
                                 <w:rFonts w:eastAsia="DejaVu Sans" w:cs="DejaVu Sans" w:ascii="DejaVu Sans" w:hAnsi="DejaVu Sans"/>
-                                <w:color w:val="881631"/>
+                                <w:color w:val="000000"/>
                                 <w:sz w:val="22"/>
                                 <w:szCs w:val="22"/>
                                 <w:shd w:fill="FFFFFF" w:val="clear"/>
@@ -647,7 +692,7 @@
                                 <w:sz w:val="20"/>
                                 <w:szCs w:val="20"/>
                               </w:rPr>
-                              <w:t xml:space="preserve">Desarrollo en </w:t>
+                              <w:t xml:space="preserve">Integraciones en </w:t>
                             </w:r>
                             <w:r>
                               <w:rPr>
@@ -657,15 +702,15 @@
                                 <w:sz w:val="20"/>
                                 <w:szCs w:val="20"/>
                               </w:rPr>
-                              <w:t>.NET (C#)</w:t>
-                            </w:r>
-                            <w:r>
-                              <w:rPr>
-                                <w:color w:val="000000"/>
-                                <w:sz w:val="20"/>
-                                <w:szCs w:val="20"/>
-                              </w:rPr>
-                              <w:t xml:space="preserve"> para integración entre software propietario </w:t>
+                              <w:t xml:space="preserve">.NET (C#) </w:t>
+                            </w:r>
+                            <w:r>
+                              <w:rPr>
+                                <w:color w:val="000000"/>
+                                <w:sz w:val="20"/>
+                                <w:szCs w:val="20"/>
+                              </w:rPr>
+                              <w:t xml:space="preserve">entre software propietario </w:t>
                             </w:r>
                             <w:r>
                               <w:rPr>
@@ -691,37 +736,39 @@
                               <w:pStyle w:val="Heading4"/>
                               <w:jc w:val="both"/>
                               <w:rPr>
-                                <w:sz w:val="20"/>
-                                <w:szCs w:val="20"/>
+                                <w:color w:val="000000"/>
                               </w:rPr>
                             </w:pPr>
                             <w:r>
                               <w:rPr>
                                 <w:b/>
                                 <w:bCs/>
-                                <w:sz w:val="20"/>
-                                <w:szCs w:val="20"/>
-                              </w:rPr>
-                              <w:t>Soporte técnico en mesa de ayuda                                                                                             Febrero 2017</w:t>
+                                <w:color w:val="000000"/>
+                                <w:sz w:val="20"/>
+                                <w:szCs w:val="20"/>
+                              </w:rPr>
+                              <w:t>Soporte técnico en mesa de ayuda                                                                                                      Febrero 2017</w:t>
                             </w:r>
                             <w:r>
                               <w:rPr>
                                 <w:b/>
                                 <w:bCs/>
+                                <w:color w:val="000000"/>
                                 <w:sz w:val="20"/>
                                 <w:szCs w:val="20"/>
                                 <w:lang w:bidi="es-ES"/>
                               </w:rPr>
-                              <w:t xml:space="preserve"> – Diciembre </w:t>
+                              <w:t xml:space="preserve"> – Abril </w:t>
                             </w:r>
                             <w:r>
                               <w:rPr>
                                 <w:b/>
                                 <w:bCs/>
-                                <w:sz w:val="20"/>
-                                <w:szCs w:val="20"/>
-                              </w:rPr>
-                              <w:t>2023</w:t>
+                                <w:color w:val="000000"/>
+                                <w:sz w:val="20"/>
+                                <w:szCs w:val="20"/>
+                              </w:rPr>
+                              <w:t>2022</w:t>
                             </w:r>
                           </w:p>
                           <w:p>
@@ -737,7 +784,7 @@
                             <w:r>
                               <w:rPr>
                                 <w:rFonts w:eastAsia="DejaVu Sans" w:cs="DejaVu Sans" w:ascii="DejaVu Sans" w:hAnsi="DejaVu Sans"/>
-                                <w:color w:val="881631"/>
+                                <w:color w:val="000000"/>
                                 <w:sz w:val="22"/>
                                 <w:szCs w:val="22"/>
                                 <w:shd w:fill="FFFFFF" w:val="clear"/>
@@ -794,6 +841,7 @@
                                   <w:bCs/>
                                   <w:i w:val="false"/>
                                   <w:iCs w:val="false"/>
+                                  <w:color w:val="000000"/>
                                   <w:sz w:val="22"/>
                                   <w:szCs w:val="22"/>
                                   <w:u w:val="none"/>
@@ -807,37 +855,69 @@
                               <w:pStyle w:val="Heading4"/>
                               <w:jc w:val="both"/>
                               <w:rPr>
-                                <w:sz w:val="20"/>
-                                <w:szCs w:val="20"/>
+                                <w:color w:val="000000"/>
                               </w:rPr>
                             </w:pPr>
                             <w:r>
                               <w:rPr>
                                 <w:b/>
                                 <w:bCs/>
-                                <w:sz w:val="20"/>
-                                <w:szCs w:val="20"/>
-                              </w:rPr>
-                              <w:t>Colaborador en Curso Algoritmos y programación I                                                                 Marzo 2018</w:t>
+                                <w:color w:val="000000"/>
+                                <w:sz w:val="20"/>
+                                <w:szCs w:val="20"/>
+                              </w:rPr>
+                              <w:t xml:space="preserve">Colaborador </w:t>
                             </w:r>
                             <w:r>
                               <w:rPr>
                                 <w:b/>
                                 <w:bCs/>
-                                <w:sz w:val="20"/>
-                                <w:szCs w:val="20"/>
-                                <w:lang w:bidi="es-ES"/>
-                              </w:rPr>
-                              <w:t xml:space="preserve"> – Diciembre </w:t>
+                                <w:color w:val="000000"/>
+                                <w:sz w:val="20"/>
+                                <w:szCs w:val="20"/>
+                              </w:rPr>
+                              <w:t>de</w:t>
                             </w:r>
                             <w:r>
                               <w:rPr>
                                 <w:b/>
                                 <w:bCs/>
-                                <w:sz w:val="20"/>
-                                <w:szCs w:val="20"/>
-                              </w:rPr>
-                              <w:t>2019</w:t>
+                                <w:color w:val="000000"/>
+                                <w:sz w:val="20"/>
+                                <w:szCs w:val="20"/>
+                              </w:rPr>
+                              <w:t xml:space="preserve"> </w:t>
+                            </w:r>
+                            <w:r>
+                              <w:rPr>
+                                <w:b/>
+                                <w:bCs/>
+                                <w:color w:val="000000"/>
+                                <w:sz w:val="20"/>
+                                <w:szCs w:val="20"/>
+                              </w:rPr>
+                              <w:t>c</w:t>
+                            </w:r>
+                            <w:r>
+                              <w:rPr>
+                                <w:b/>
+                                <w:bCs/>
+                                <w:color w:val="000000"/>
+                                <w:sz w:val="20"/>
+                                <w:szCs w:val="20"/>
+                              </w:rPr>
+                              <w:t>urso - Algoritmos y programación I                                                                       Marzo 2018</w:t>
+                            </w:r>
+                            <w:r>
+                              <w:rPr>
+                                <w:b/>
+                                <w:bCs/>
+                                <w:color w:val="000000"/>
+                                <w:sz w:val="20"/>
+                                <w:szCs w:val="20"/>
+                                <w:lang w:bidi="es-ES"/>
+                              </w:rPr>
+                              <w:t xml:space="preserve"> – Junio 2020</w:t>
                             </w:r>
                           </w:p>
                           <w:p>
@@ -854,7 +934,7 @@
                             <w:r>
                               <w:rPr>
                                 <w:rFonts w:eastAsia="DejaVu Sans" w:cs="DejaVu Sans" w:ascii="DejaVu Sans" w:hAnsi="DejaVu Sans"/>
-                                <w:color w:val="881631"/>
+                                <w:color w:val="000000"/>
                                 <w:sz w:val="22"/>
                                 <w:szCs w:val="22"/>
                                 <w:shd w:fill="FFFFFF" w:val="clear"/>
@@ -933,7 +1013,7 @@
           </mc:Choice>
           <mc:Fallback>
             <w:pict>
-              <v:rect id="shape_0" ID="Text Box 2" path="m0,0l-2147483645,0l-2147483645,-2147483646l0,-2147483646xe" stroked="f" o:allowincell="f" style="position:absolute;margin-left:-46.85pt;margin-top:69.1pt;width:561.65pt;height:305.25pt;mso-wrap-style:square;v-text-anchor:top;mso-position-horizontal:center;mso-position-horizontal-relative:margin" wp14:anchorId="2285E1A4">
+              <v:rect id="shape_0" ID="Text Box 2" path="m0,0l-2147483645,0l-2147483645,-2147483646l0,-2147483646xe" stroked="f" o:allowincell="f" style="position:absolute;margin-left:-46.85pt;margin-top:114.5pt;width:561.65pt;height:305.25pt;mso-wrap-style:square;v-text-anchor:top;mso-position-horizontal:center;mso-position-horizontal-relative:margin" wp14:anchorId="2285E1A4">
                 <v:fill o:detectmouseclick="t" on="false"/>
                 <v:stroke color="#3465a4" weight="6480" joinstyle="round" endcap="flat"/>
                 <v:textbox>
@@ -953,6 +1033,7 @@
                             <w:bCs/>
                             <w:i w:val="false"/>
                             <w:iCs w:val="false"/>
+                            <w:color w:val="000000"/>
                             <w:sz w:val="22"/>
                             <w:szCs w:val="22"/>
                             <w:u w:val="none"/>
@@ -974,15 +1055,36 @@
                         <w:rPr>
                           <w:b/>
                           <w:bCs/>
-                          <w:sz w:val="20"/>
-                          <w:szCs w:val="20"/>
-                        </w:rPr>
-                        <w:t>Desarrollador Full Stack y Lider de Proyecto                                                                                         Agosto 2024</w:t>
+                          <w:color w:val="000000"/>
+                          <w:sz w:val="20"/>
+                          <w:szCs w:val="20"/>
+                        </w:rPr>
+                        <w:t>Desarrollador Full Stack y Líder de Proyecto</w:t>
                       </w:r>
                       <w:r>
                         <w:rPr>
                           <w:b/>
                           <w:bCs/>
+                          <w:sz w:val="20"/>
+                          <w:szCs w:val="20"/>
+                        </w:rPr>
+                        <w:t xml:space="preserve">                                                                                  </w:t>
+                      </w:r>
+                      <w:r>
+                        <w:rPr>
+                          <w:b/>
+                          <w:bCs/>
+                          <w:color w:val="000000"/>
+                          <w:sz w:val="20"/>
+                          <w:szCs w:val="20"/>
+                        </w:rPr>
+                        <w:t>Diciembre 2022</w:t>
+                      </w:r>
+                      <w:r>
+                        <w:rPr>
+                          <w:b/>
+                          <w:bCs/>
+                          <w:color w:val="000000"/>
                           <w:sz w:val="20"/>
                           <w:szCs w:val="20"/>
                           <w:lang w:bidi="es-ES"/>
@@ -1003,7 +1105,7 @@
                       <w:r>
                         <w:rPr>
                           <w:rFonts w:eastAsia="DejaVu Sans" w:cs="DejaVu Sans" w:ascii="DejaVu Sans" w:hAnsi="DejaVu Sans"/>
-                          <w:color w:val="881631"/>
+                          <w:color w:val="000000"/>
                           <w:sz w:val="22"/>
                           <w:szCs w:val="22"/>
                           <w:shd w:fill="FFFFFF" w:val="clear"/>
@@ -1026,7 +1128,7 @@
                           <w:sz w:val="20"/>
                           <w:szCs w:val="20"/>
                         </w:rPr>
-                        <w:t xml:space="preserve">Desarrollo de APIs REST y aplicaciones SaaS con </w:t>
+                        <w:t xml:space="preserve">Desarrollo de aplicaciones SaaS y APIs REST con </w:t>
                       </w:r>
                       <w:r>
                         <w:rPr>
@@ -1096,7 +1198,7 @@
                       <w:r>
                         <w:rPr>
                           <w:rFonts w:eastAsia="DejaVu Sans" w:cs="DejaVu Sans" w:ascii="DejaVu Sans" w:hAnsi="DejaVu Sans"/>
-                          <w:color w:val="881631"/>
+                          <w:color w:val="000000"/>
                           <w:sz w:val="22"/>
                           <w:szCs w:val="22"/>
                           <w:shd w:fill="FFFFFF" w:val="clear"/>
@@ -1119,7 +1221,7 @@
                           <w:sz w:val="20"/>
                           <w:szCs w:val="20"/>
                         </w:rPr>
-                        <w:t xml:space="preserve">Dirijo proyectos de punta a punta, diseñando arquitectura, modelado de datos y </w:t>
+                        <w:t xml:space="preserve">Gestión de proyectos de punta a punta, diseño de arquitectura, modelado de datos y </w:t>
                       </w:r>
                       <w:r>
                         <w:rPr>
@@ -1153,7 +1255,7 @@
                       <w:r>
                         <w:rPr>
                           <w:rFonts w:eastAsia="DejaVu Sans" w:cs="DejaVu Sans" w:ascii="DejaVu Sans" w:hAnsi="DejaVu Sans"/>
-                          <w:color w:val="881631"/>
+                          <w:color w:val="000000"/>
                           <w:sz w:val="22"/>
                           <w:szCs w:val="22"/>
                           <w:shd w:fill="FFFFFF" w:val="clear"/>
@@ -1172,33 +1274,21 @@
                       </w:r>
                       <w:r>
                         <w:rPr>
-                          <w:rFonts w:cs="Cambria Math"/>
                           <w:b/>
                           <w:bCs/>
-                          <w:color w:val="0E1318"/>
-                          <w:sz w:val="20"/>
-                          <w:szCs w:val="20"/>
-                          <w:shd w:fill="FFFFFF" w:val="clear"/>
-                        </w:rPr>
-                        <w:t>Lidero</w:t>
-                      </w:r>
-                      <w:r>
-                        <w:rPr>
-                          <w:b/>
-                          <w:bCs/>
-                          <w:color w:val="000000"/>
-                          <w:sz w:val="20"/>
-                          <w:szCs w:val="20"/>
-                        </w:rPr>
-                        <w:t xml:space="preserve"> un equipo de desarrolladores</w:t>
-                      </w:r>
-                      <w:r>
-                        <w:rPr>
-                          <w:color w:val="000000"/>
-                          <w:sz w:val="20"/>
-                          <w:szCs w:val="20"/>
-                        </w:rPr>
-                        <w:t>, definiendo prioridades, requisitos funcionales y coordinando entregas.</w:t>
+                          <w:color w:val="000000"/>
+                          <w:sz w:val="20"/>
+                          <w:szCs w:val="20"/>
+                        </w:rPr>
+                        <w:t>Liderazgo de equipo de desarrolladores</w:t>
+                      </w:r>
+                      <w:r>
+                        <w:rPr>
+                          <w:color w:val="000000"/>
+                          <w:sz w:val="20"/>
+                          <w:szCs w:val="20"/>
+                        </w:rPr>
+                        <w:t>, asignación de tareas, prioridades y coordinación de entregas.</w:t>
                       </w:r>
                     </w:p>
                     <w:p>
@@ -1215,6 +1305,7 @@
                             <w:bCs/>
                             <w:i w:val="false"/>
                             <w:iCs w:val="false"/>
+                            <w:color w:val="000000"/>
                             <w:sz w:val="22"/>
                             <w:szCs w:val="22"/>
                             <w:u w:val="none"/>
@@ -1236,20 +1327,22 @@
                         <w:rPr>
                           <w:b/>
                           <w:bCs/>
-                          <w:sz w:val="20"/>
-                          <w:szCs w:val="20"/>
-                        </w:rPr>
-                        <w:t>Desarrollador .NET y Visual FoxPro                                                                                                     Enero 2024</w:t>
+                          <w:color w:val="000000"/>
+                          <w:sz w:val="20"/>
+                          <w:szCs w:val="20"/>
+                        </w:rPr>
+                        <w:t>Desarrollador .NET y Visual FoxPro                                                                                              Mayo 2022</w:t>
                       </w:r>
                       <w:r>
                         <w:rPr>
                           <w:b/>
                           <w:bCs/>
+                          <w:color w:val="000000"/>
                           <w:sz w:val="20"/>
                           <w:szCs w:val="20"/>
                           <w:lang w:bidi="es-ES"/>
                         </w:rPr>
-                        <w:t xml:space="preserve"> – Agosto 2024</w:t>
+                        <w:t xml:space="preserve"> – Noviembre 2022</w:t>
                       </w:r>
                     </w:p>
                     <w:p>
@@ -1265,7 +1358,7 @@
                       <w:r>
                         <w:rPr>
                           <w:rFonts w:eastAsia="DejaVu Sans" w:cs="DejaVu Sans" w:ascii="DejaVu Sans" w:hAnsi="DejaVu Sans"/>
-                          <w:color w:val="881631"/>
+                          <w:color w:val="000000"/>
                           <w:sz w:val="22"/>
                           <w:szCs w:val="22"/>
                           <w:shd w:fill="FFFFFF" w:val="clear"/>
@@ -1288,7 +1381,7 @@
                           <w:sz w:val="20"/>
                           <w:szCs w:val="20"/>
                         </w:rPr>
-                        <w:t xml:space="preserve">Desarrollo en </w:t>
+                        <w:t xml:space="preserve">Integraciones en </w:t>
                       </w:r>
                       <w:r>
                         <w:rPr>
@@ -1298,15 +1391,15 @@
                           <w:sz w:val="20"/>
                           <w:szCs w:val="20"/>
                         </w:rPr>
-                        <w:t>.NET (C#)</w:t>
-                      </w:r>
-                      <w:r>
-                        <w:rPr>
-                          <w:color w:val="000000"/>
-                          <w:sz w:val="20"/>
-                          <w:szCs w:val="20"/>
-                        </w:rPr>
-                        <w:t xml:space="preserve"> para integración entre software propietario </w:t>
+                        <w:t xml:space="preserve">.NET (C#) </w:t>
+                      </w:r>
+                      <w:r>
+                        <w:rPr>
+                          <w:color w:val="000000"/>
+                          <w:sz w:val="20"/>
+                          <w:szCs w:val="20"/>
+                        </w:rPr>
+                        <w:t xml:space="preserve">entre software propietario </w:t>
                       </w:r>
                       <w:r>
                         <w:rPr>
@@ -1332,37 +1425,39 @@
                         <w:pStyle w:val="Heading4"/>
                         <w:jc w:val="both"/>
                         <w:rPr>
-                          <w:sz w:val="20"/>
-                          <w:szCs w:val="20"/>
+                          <w:color w:val="000000"/>
                         </w:rPr>
                       </w:pPr>
                       <w:r>
                         <w:rPr>
                           <w:b/>
                           <w:bCs/>
-                          <w:sz w:val="20"/>
-                          <w:szCs w:val="20"/>
-                        </w:rPr>
-                        <w:t>Soporte técnico en mesa de ayuda                                                                                             Febrero 2017</w:t>
+                          <w:color w:val="000000"/>
+                          <w:sz w:val="20"/>
+                          <w:szCs w:val="20"/>
+                        </w:rPr>
+                        <w:t>Soporte técnico en mesa de ayuda                                                                                                      Febrero 2017</w:t>
                       </w:r>
                       <w:r>
                         <w:rPr>
                           <w:b/>
                           <w:bCs/>
+                          <w:color w:val="000000"/>
                           <w:sz w:val="20"/>
                           <w:szCs w:val="20"/>
                           <w:lang w:bidi="es-ES"/>
                         </w:rPr>
-                        <w:t xml:space="preserve"> – Diciembre </w:t>
+                        <w:t xml:space="preserve"> – Abril </w:t>
                       </w:r>
                       <w:r>
                         <w:rPr>
                           <w:b/>
                           <w:bCs/>
-                          <w:sz w:val="20"/>
-                          <w:szCs w:val="20"/>
-                        </w:rPr>
-                        <w:t>2023</w:t>
+                          <w:color w:val="000000"/>
+                          <w:sz w:val="20"/>
+                          <w:szCs w:val="20"/>
+                        </w:rPr>
+                        <w:t>2022</w:t>
                       </w:r>
                     </w:p>
                     <w:p>
@@ -1378,7 +1473,7 @@
                       <w:r>
                         <w:rPr>
                           <w:rFonts w:eastAsia="DejaVu Sans" w:cs="DejaVu Sans" w:ascii="DejaVu Sans" w:hAnsi="DejaVu Sans"/>
-                          <w:color w:val="881631"/>
+                          <w:color w:val="000000"/>
                           <w:sz w:val="22"/>
                           <w:szCs w:val="22"/>
                           <w:shd w:fill="FFFFFF" w:val="clear"/>
@@ -1435,6 +1530,7 @@
                             <w:bCs/>
                             <w:i w:val="false"/>
                             <w:iCs w:val="false"/>
+                            <w:color w:val="000000"/>
                             <w:sz w:val="22"/>
                             <w:szCs w:val="22"/>
                             <w:u w:val="none"/>
@@ -1448,37 +1544,69 @@
                         <w:pStyle w:val="Heading4"/>
                         <w:jc w:val="both"/>
                         <w:rPr>
-                          <w:sz w:val="20"/>
-                          <w:szCs w:val="20"/>
+                          <w:color w:val="000000"/>
                         </w:rPr>
                       </w:pPr>
                       <w:r>
                         <w:rPr>
                           <w:b/>
                           <w:bCs/>
-                          <w:sz w:val="20"/>
-                          <w:szCs w:val="20"/>
-                        </w:rPr>
-                        <w:t>Colaborador en Curso Algoritmos y programación I                                                                 Marzo 2018</w:t>
+                          <w:color w:val="000000"/>
+                          <w:sz w:val="20"/>
+                          <w:szCs w:val="20"/>
+                        </w:rPr>
+                        <w:t xml:space="preserve">Colaborador </w:t>
                       </w:r>
                       <w:r>
                         <w:rPr>
                           <w:b/>
                           <w:bCs/>
-                          <w:sz w:val="20"/>
-                          <w:szCs w:val="20"/>
-                          <w:lang w:bidi="es-ES"/>
-                        </w:rPr>
-                        <w:t xml:space="preserve"> – Diciembre </w:t>
+                          <w:color w:val="000000"/>
+                          <w:sz w:val="20"/>
+                          <w:szCs w:val="20"/>
+                        </w:rPr>
+                        <w:t>de</w:t>
                       </w:r>
                       <w:r>
                         <w:rPr>
                           <w:b/>
                           <w:bCs/>
-                          <w:sz w:val="20"/>
-                          <w:szCs w:val="20"/>
-                        </w:rPr>
-                        <w:t>2019</w:t>
+                          <w:color w:val="000000"/>
+                          <w:sz w:val="20"/>
+                          <w:szCs w:val="20"/>
+                        </w:rPr>
+                        <w:t xml:space="preserve"> </w:t>
+                      </w:r>
+                      <w:r>
+                        <w:rPr>
+                          <w:b/>
+                          <w:bCs/>
+                          <w:color w:val="000000"/>
+                          <w:sz w:val="20"/>
+                          <w:szCs w:val="20"/>
+                        </w:rPr>
+                        <w:t>c</w:t>
+                      </w:r>
+                      <w:r>
+                        <w:rPr>
+                          <w:b/>
+                          <w:bCs/>
+                          <w:color w:val="000000"/>
+                          <w:sz w:val="20"/>
+                          <w:szCs w:val="20"/>
+                        </w:rPr>
+                        <w:t>urso - Algoritmos y programación I                                                                       Marzo 2018</w:t>
+                      </w:r>
+                      <w:r>
+                        <w:rPr>
+                          <w:b/>
+                          <w:bCs/>
+                          <w:color w:val="000000"/>
+                          <w:sz w:val="20"/>
+                          <w:szCs w:val="20"/>
+                          <w:lang w:bidi="es-ES"/>
+                        </w:rPr>
+                        <w:t xml:space="preserve"> – Junio 2020</w:t>
                       </w:r>
                     </w:p>
                     <w:p>
@@ -1495,7 +1623,7 @@
                       <w:r>
                         <w:rPr>
                           <w:rFonts w:eastAsia="DejaVu Sans" w:cs="DejaVu Sans" w:ascii="DejaVu Sans" w:hAnsi="DejaVu Sans"/>
-                          <w:color w:val="881631"/>
+                          <w:color w:val="000000"/>
                           <w:sz w:val="22"/>
                           <w:szCs w:val="22"/>
                           <w:shd w:fill="FFFFFF" w:val="clear"/>
@@ -1576,7 +1704,7 @@
                   <wp:align>center</wp:align>
                 </wp:positionH>
                 <wp:positionV relativeFrom="paragraph">
-                  <wp:posOffset>6446520</wp:posOffset>
+                  <wp:posOffset>6748145</wp:posOffset>
                 </wp:positionV>
                 <wp:extent cx="7132320" cy="1554480"/>
                 <wp:effectExtent l="0" t="0" r="0" b="5715"/>
@@ -1613,8 +1741,7 @@
                               <w:spacing w:lineRule="auto" w:line="240" w:before="57" w:after="57"/>
                               <w:jc w:val="both"/>
                               <w:rPr>
-                                <w:sz w:val="22"/>
-                                <w:szCs w:val="22"/>
+                                <w:color w:val="000000"/>
                               </w:rPr>
                             </w:pPr>
                             <w:r>
@@ -1623,6 +1750,7 @@
                                 <w:bCs/>
                                 <w:i w:val="false"/>
                                 <w:iCs w:val="false"/>
+                                <w:color w:val="000000"/>
                                 <w:sz w:val="22"/>
                                 <w:szCs w:val="22"/>
                                 <w:lang w:bidi="es-ES"/>
@@ -1633,6 +1761,7 @@
                               <w:rPr>
                                 <w:b/>
                                 <w:bCs/>
+                                <w:color w:val="000000"/>
                                 <w:sz w:val="22"/>
                                 <w:szCs w:val="22"/>
                                 <w:lang w:bidi="es-ES"/>
@@ -1646,8 +1775,7 @@
                               <w:spacing w:lineRule="auto" w:line="240" w:before="57" w:after="57"/>
                               <w:jc w:val="both"/>
                               <w:rPr>
-                                <w:sz w:val="20"/>
-                                <w:szCs w:val="20"/>
+                                <w:color w:val="000000"/>
                               </w:rPr>
                             </w:pPr>
                             <w:r>
@@ -1661,7 +1789,7 @@
                             <w:r>
                               <w:rPr>
                                 <w:rFonts w:eastAsia="DejaVu Sans" w:cs="DejaVu Sans" w:ascii="DejaVu Sans" w:hAnsi="DejaVu Sans"/>
-                                <w:color w:val="881631"/>
+                                <w:color w:val="000000"/>
                                 <w:sz w:val="20"/>
                                 <w:szCs w:val="20"/>
                                 <w:shd w:fill="FFFFFF" w:val="clear"/>
@@ -1679,7 +1807,7 @@
                             <w:r>
                               <w:rPr>
                                 <w:rFonts w:eastAsia="DejaVu Sans" w:cs="DejaVu Sans" w:ascii="DejaVu Sans" w:hAnsi="DejaVu Sans"/>
-                                <w:color w:val="881631"/>
+                                <w:color w:val="000000"/>
                                 <w:sz w:val="20"/>
                                 <w:szCs w:val="20"/>
                                 <w:shd w:fill="FFFFFF" w:val="clear"/>
@@ -1697,7 +1825,7 @@
                             <w:r>
                               <w:rPr>
                                 <w:rFonts w:eastAsia="DejaVu Sans" w:cs="DejaVu Sans" w:ascii="DejaVu Sans" w:hAnsi="DejaVu Sans"/>
-                                <w:color w:val="881631"/>
+                                <w:color w:val="000000"/>
                                 <w:sz w:val="20"/>
                                 <w:szCs w:val="20"/>
                                 <w:shd w:fill="FFFFFF" w:val="clear"/>
@@ -1715,7 +1843,7 @@
                             <w:r>
                               <w:rPr>
                                 <w:rFonts w:eastAsia="DejaVu Sans" w:cs="DejaVu Sans" w:ascii="DejaVu Sans" w:hAnsi="DejaVu Sans"/>
-                                <w:color w:val="881631"/>
+                                <w:color w:val="000000"/>
                                 <w:sz w:val="20"/>
                                 <w:szCs w:val="20"/>
                                 <w:shd w:fill="FFFFFF" w:val="clear"/>
@@ -1733,7 +1861,7 @@
                             <w:r>
                               <w:rPr>
                                 <w:rFonts w:eastAsia="DejaVu Sans" w:cs="DejaVu Sans" w:ascii="DejaVu Sans" w:hAnsi="DejaVu Sans"/>
-                                <w:color w:val="881631"/>
+                                <w:color w:val="000000"/>
                                 <w:sz w:val="20"/>
                                 <w:szCs w:val="20"/>
                                 <w:shd w:fill="FFFFFF" w:val="clear"/>
@@ -1751,7 +1879,7 @@
                             <w:r>
                               <w:rPr>
                                 <w:rFonts w:eastAsia="DejaVu Sans" w:cs="DejaVu Sans" w:ascii="DejaVu Sans" w:hAnsi="DejaVu Sans"/>
-                                <w:color w:val="881631"/>
+                                <w:color w:val="000000"/>
                                 <w:sz w:val="20"/>
                                 <w:szCs w:val="20"/>
                                 <w:shd w:fill="FFFFFF" w:val="clear"/>
@@ -1769,7 +1897,7 @@
                             <w:r>
                               <w:rPr>
                                 <w:rFonts w:eastAsia="DejaVu Sans" w:cs="DejaVu Sans" w:ascii="DejaVu Sans" w:hAnsi="DejaVu Sans"/>
-                                <w:color w:val="881631"/>
+                                <w:color w:val="000000"/>
                                 <w:sz w:val="20"/>
                                 <w:szCs w:val="20"/>
                                 <w:shd w:fill="FFFFFF" w:val="clear"/>
@@ -1787,7 +1915,7 @@
                             <w:r>
                               <w:rPr>
                                 <w:rFonts w:eastAsia="DejaVu Sans" w:cs="DejaVu Sans" w:ascii="DejaVu Sans" w:hAnsi="DejaVu Sans"/>
-                                <w:color w:val="881631"/>
+                                <w:color w:val="000000"/>
                                 <w:sz w:val="20"/>
                                 <w:szCs w:val="20"/>
                                 <w:shd w:fill="FFFFFF" w:val="clear"/>
@@ -1805,7 +1933,7 @@
                             <w:r>
                               <w:rPr>
                                 <w:rFonts w:eastAsia="DejaVu Sans" w:cs="DejaVu Sans" w:ascii="DejaVu Sans" w:hAnsi="DejaVu Sans"/>
-                                <w:color w:val="881631"/>
+                                <w:color w:val="000000"/>
                                 <w:sz w:val="20"/>
                                 <w:szCs w:val="20"/>
                                 <w:shd w:fill="FFFFFF" w:val="clear"/>
@@ -1823,7 +1951,7 @@
                             <w:r>
                               <w:rPr>
                                 <w:rFonts w:eastAsia="DejaVu Sans" w:cs="DejaVu Sans" w:ascii="DejaVu Sans" w:hAnsi="DejaVu Sans"/>
-                                <w:color w:val="881631"/>
+                                <w:color w:val="000000"/>
                                 <w:sz w:val="20"/>
                                 <w:szCs w:val="20"/>
                                 <w:shd w:fill="FFFFFF" w:val="clear"/>
@@ -1845,8 +1973,7 @@
                               <w:spacing w:lineRule="auto" w:line="240" w:before="57" w:after="57"/>
                               <w:jc w:val="both"/>
                               <w:rPr>
-                                <w:sz w:val="22"/>
-                                <w:szCs w:val="22"/>
+                                <w:color w:val="000000"/>
                               </w:rPr>
                             </w:pPr>
                             <w:r>
@@ -1871,7 +1998,7 @@
                                 <w:bCs/>
                                 <w:i w:val="false"/>
                                 <w:iCs w:val="false"/>
-                                <w:color w:val="881631"/>
+                                <w:color w:val="000000"/>
                                 <w:sz w:val="22"/>
                                 <w:szCs w:val="22"/>
                               </w:rPr>
@@ -1884,8 +2011,7 @@
                               <w:spacing w:lineRule="auto" w:line="240"/>
                               <w:jc w:val="both"/>
                               <w:rPr>
-                                <w:sz w:val="18"/>
-                                <w:szCs w:val="18"/>
+                                <w:color w:val="000000"/>
                               </w:rPr>
                             </w:pPr>
                             <w:r>
@@ -1899,7 +2025,7 @@
                             <w:r>
                               <w:rPr>
                                 <w:rFonts w:eastAsia="DejaVu Sans" w:cs="DejaVu Sans" w:ascii="DejaVu Sans" w:hAnsi="DejaVu Sans"/>
-                                <w:color w:val="881631"/>
+                                <w:color w:val="000000"/>
                                 <w:sz w:val="20"/>
                                 <w:szCs w:val="20"/>
                                 <w:shd w:fill="FFFFFF" w:val="clear"/>
@@ -1917,7 +2043,7 @@
                             <w:r>
                               <w:rPr>
                                 <w:rFonts w:eastAsia="DejaVu Sans" w:cs="DejaVu Sans" w:ascii="DejaVu Sans" w:hAnsi="DejaVu Sans"/>
-                                <w:color w:val="881631"/>
+                                <w:color w:val="000000"/>
                                 <w:sz w:val="20"/>
                                 <w:szCs w:val="20"/>
                                 <w:shd w:fill="FFFFFF" w:val="clear"/>
@@ -1935,7 +2061,7 @@
                             <w:r>
                               <w:rPr>
                                 <w:rFonts w:eastAsia="DejaVu Sans" w:cs="DejaVu Sans" w:ascii="DejaVu Sans" w:hAnsi="DejaVu Sans"/>
-                                <w:color w:val="881631"/>
+                                <w:color w:val="000000"/>
                                 <w:sz w:val="20"/>
                                 <w:szCs w:val="20"/>
                                 <w:shd w:fill="FFFFFF" w:val="clear"/>
@@ -1953,7 +2079,7 @@
                             <w:r>
                               <w:rPr>
                                 <w:rFonts w:eastAsia="DejaVu Sans" w:cs="DejaVu Sans" w:ascii="DejaVu Sans" w:hAnsi="DejaVu Sans"/>
-                                <w:color w:val="881631"/>
+                                <w:color w:val="000000"/>
                                 <w:sz w:val="20"/>
                                 <w:szCs w:val="20"/>
                                 <w:shd w:fill="FFFFFF" w:val="clear"/>
@@ -1966,7 +2092,7 @@
                                 <w:sz w:val="20"/>
                                 <w:szCs w:val="20"/>
                               </w:rPr>
-                              <w:t xml:space="preserve"> Documentacion de requisitos</w:t>
+                              <w:t xml:space="preserve"> Documentación de requisitos</w:t>
                             </w:r>
                             <w:r>
                               <w:rPr>
@@ -1983,8 +2109,7 @@
                               <w:spacing w:lineRule="auto" w:line="240" w:before="57" w:after="57"/>
                               <w:jc w:val="both"/>
                               <w:rPr>
-                                <w:sz w:val="22"/>
-                                <w:szCs w:val="22"/>
+                                <w:color w:val="000000"/>
                               </w:rPr>
                             </w:pPr>
                             <w:r>
@@ -2002,11 +2127,7 @@
                               <w:spacing w:lineRule="auto" w:line="240"/>
                               <w:jc w:val="both"/>
                               <w:rPr>
-                                <w:i w:val="false"/>
-                                <w:i w:val="false"/>
-                                <w:iCs w:val="false"/>
-                                <w:sz w:val="22"/>
-                                <w:szCs w:val="22"/>
+                                <w:color w:val="000000"/>
                               </w:rPr>
                             </w:pPr>
                             <w:r>
@@ -2015,6 +2136,7 @@
                                 <w:bCs/>
                                 <w:i w:val="false"/>
                                 <w:iCs w:val="false"/>
+                                <w:color w:val="000000"/>
                                 <w:sz w:val="22"/>
                                 <w:szCs w:val="22"/>
                               </w:rPr>
@@ -2027,8 +2149,7 @@
                               <w:spacing w:lineRule="auto" w:line="240"/>
                               <w:jc w:val="both"/>
                               <w:rPr>
-                                <w:sz w:val="20"/>
-                                <w:szCs w:val="20"/>
+                                <w:color w:val="000000"/>
                               </w:rPr>
                             </w:pPr>
                             <w:r>
@@ -2042,7 +2163,7 @@
                             <w:r>
                               <w:rPr>
                                 <w:rFonts w:eastAsia="DejaVu Sans" w:cs="DejaVu Sans" w:ascii="DejaVu Sans" w:hAnsi="DejaVu Sans"/>
-                                <w:color w:val="881631"/>
+                                <w:color w:val="000000"/>
                                 <w:sz w:val="20"/>
                                 <w:szCs w:val="20"/>
                                 <w:shd w:fill="FFFFFF" w:val="clear"/>
@@ -2060,27 +2181,61 @@
                             <w:r>
                               <w:rPr>
                                 <w:rFonts w:eastAsia="DejaVu Sans" w:cs="DejaVu Sans" w:ascii="DejaVu Sans" w:hAnsi="DejaVu Sans"/>
-                                <w:color w:val="881631"/>
+                                <w:color w:val="000000"/>
                                 <w:sz w:val="20"/>
                                 <w:szCs w:val="20"/>
                                 <w:shd w:fill="FFFFFF" w:val="clear"/>
                               </w:rPr>
+                              <w:t>⚫ C# ⚫</w:t>
+                            </w:r>
+                            <w:r>
+                              <w:rPr>
+                                <w:color w:val="000000"/>
+                                <w:sz w:val="20"/>
+                                <w:szCs w:val="20"/>
+                              </w:rPr>
+                              <w:t xml:space="preserve"> .NET </w:t>
+                            </w:r>
+                            <w:r>
+                              <w:rPr>
+                                <w:rFonts w:eastAsia="DejaVu Sans" w:cs="DejaVu Sans" w:ascii="DejaVu Sans" w:hAnsi="DejaVu Sans"/>
+                                <w:color w:val="000000"/>
+                                <w:sz w:val="20"/>
+                                <w:szCs w:val="20"/>
+                                <w:shd w:fill="FFFFFF" w:val="clear"/>
+                              </w:rPr>
                               <w:t>⚫</w:t>
                             </w:r>
                             <w:r>
                               <w:rPr>
+                                <w:color w:val="000000"/>
+                                <w:sz w:val="20"/>
+                                <w:szCs w:val="20"/>
+                              </w:rPr>
+                              <w:t xml:space="preserve"> Visual FoxPro </w:t>
+                            </w:r>
+                            <w:r>
+                              <w:rPr>
                                 <w:rFonts w:eastAsia="DejaVu Sans" w:cs="DejaVu Sans" w:ascii="DejaVu Sans" w:hAnsi="DejaVu Sans"/>
                                 <w:color w:val="000000"/>
                                 <w:sz w:val="20"/>
                                 <w:szCs w:val="20"/>
                                 <w:shd w:fill="FFFFFF" w:val="clear"/>
                               </w:rPr>
-                              <w:t xml:space="preserve"> C# </w:t>
+                              <w:t>⚫</w:t>
+                            </w:r>
+                            <w:r>
+                              <w:rPr>
+                                <w:color w:val="000000"/>
+                                <w:sz w:val="20"/>
+                                <w:szCs w:val="20"/>
+                              </w:rPr>
+                              <w:t xml:space="preserve"> Java </w:t>
                             </w:r>
                             <w:r>
                               <w:rPr>
                                 <w:rFonts w:eastAsia="DejaVu Sans" w:cs="DejaVu Sans" w:ascii="DejaVu Sans" w:hAnsi="DejaVu Sans"/>
-                                <w:color w:val="881631"/>
+                                <w:color w:val="000000"/>
                                 <w:sz w:val="20"/>
                                 <w:szCs w:val="20"/>
                                 <w:shd w:fill="FFFFFF" w:val="clear"/>
@@ -2093,12 +2248,12 @@
                                 <w:sz w:val="20"/>
                                 <w:szCs w:val="20"/>
                               </w:rPr>
-                              <w:t xml:space="preserve"> .NET </w:t>
+                              <w:t xml:space="preserve"> Clojure </w:t>
                             </w:r>
                             <w:r>
                               <w:rPr>
                                 <w:rFonts w:eastAsia="DejaVu Sans" w:cs="DejaVu Sans" w:ascii="DejaVu Sans" w:hAnsi="DejaVu Sans"/>
-                                <w:color w:val="881631"/>
+                                <w:color w:val="000000"/>
                                 <w:sz w:val="20"/>
                                 <w:szCs w:val="20"/>
                                 <w:shd w:fill="FFFFFF" w:val="clear"/>
@@ -2111,12 +2266,12 @@
                                 <w:sz w:val="20"/>
                                 <w:szCs w:val="20"/>
                               </w:rPr>
-                              <w:t xml:space="preserve"> Visual FoxPro </w:t>
+                              <w:t xml:space="preserve"> Solidity </w:t>
                             </w:r>
                             <w:r>
                               <w:rPr>
                                 <w:rFonts w:eastAsia="DejaVu Sans" w:cs="DejaVu Sans" w:ascii="DejaVu Sans" w:hAnsi="DejaVu Sans"/>
-                                <w:color w:val="881631"/>
+                                <w:color w:val="000000"/>
                                 <w:sz w:val="20"/>
                                 <w:szCs w:val="20"/>
                                 <w:shd w:fill="FFFFFF" w:val="clear"/>
@@ -2129,12 +2284,12 @@
                                 <w:sz w:val="20"/>
                                 <w:szCs w:val="20"/>
                               </w:rPr>
-                              <w:t xml:space="preserve"> Java </w:t>
+                              <w:t xml:space="preserve"> C </w:t>
                             </w:r>
                             <w:r>
                               <w:rPr>
                                 <w:rFonts w:eastAsia="DejaVu Sans" w:cs="DejaVu Sans" w:ascii="DejaVu Sans" w:hAnsi="DejaVu Sans"/>
-                                <w:color w:val="881631"/>
+                                <w:color w:val="000000"/>
                                 <w:sz w:val="20"/>
                                 <w:szCs w:val="20"/>
                                 <w:shd w:fill="FFFFFF" w:val="clear"/>
@@ -2147,12 +2302,12 @@
                                 <w:sz w:val="20"/>
                                 <w:szCs w:val="20"/>
                               </w:rPr>
-                              <w:t xml:space="preserve"> Clojure </w:t>
+                              <w:t xml:space="preserve"> C++ </w:t>
                             </w:r>
                             <w:r>
                               <w:rPr>
                                 <w:rFonts w:eastAsia="DejaVu Sans" w:cs="DejaVu Sans" w:ascii="DejaVu Sans" w:hAnsi="DejaVu Sans"/>
-                                <w:color w:val="881631"/>
+                                <w:color w:val="000000"/>
                                 <w:sz w:val="20"/>
                                 <w:szCs w:val="20"/>
                                 <w:shd w:fill="FFFFFF" w:val="clear"/>
@@ -2165,66 +2320,12 @@
                                 <w:sz w:val="20"/>
                                 <w:szCs w:val="20"/>
                               </w:rPr>
-                              <w:t xml:space="preserve"> Solidity </w:t>
+                              <w:t xml:space="preserve"> Rust </w:t>
                             </w:r>
                             <w:r>
                               <w:rPr>
                                 <w:rFonts w:eastAsia="DejaVu Sans" w:cs="DejaVu Sans" w:ascii="DejaVu Sans" w:hAnsi="DejaVu Sans"/>
-                                <w:color w:val="881631"/>
-                                <w:sz w:val="20"/>
-                                <w:szCs w:val="20"/>
-                                <w:shd w:fill="FFFFFF" w:val="clear"/>
-                              </w:rPr>
-                              <w:t>⚫</w:t>
-                            </w:r>
-                            <w:r>
-                              <w:rPr>
-                                <w:color w:val="000000"/>
-                                <w:sz w:val="20"/>
-                                <w:szCs w:val="20"/>
-                              </w:rPr>
-                              <w:t xml:space="preserve"> C </w:t>
-                            </w:r>
-                            <w:r>
-                              <w:rPr>
-                                <w:rFonts w:eastAsia="DejaVu Sans" w:cs="DejaVu Sans" w:ascii="DejaVu Sans" w:hAnsi="DejaVu Sans"/>
-                                <w:color w:val="881631"/>
-                                <w:sz w:val="20"/>
-                                <w:szCs w:val="20"/>
-                                <w:shd w:fill="FFFFFF" w:val="clear"/>
-                              </w:rPr>
-                              <w:t>⚫</w:t>
-                            </w:r>
-                            <w:r>
-                              <w:rPr>
-                                <w:color w:val="000000"/>
-                                <w:sz w:val="20"/>
-                                <w:szCs w:val="20"/>
-                              </w:rPr>
-                              <w:t xml:space="preserve"> C++ </w:t>
-                            </w:r>
-                            <w:r>
-                              <w:rPr>
-                                <w:rFonts w:eastAsia="DejaVu Sans" w:cs="DejaVu Sans" w:ascii="DejaVu Sans" w:hAnsi="DejaVu Sans"/>
-                                <w:color w:val="881631"/>
-                                <w:sz w:val="20"/>
-                                <w:szCs w:val="20"/>
-                                <w:shd w:fill="FFFFFF" w:val="clear"/>
-                              </w:rPr>
-                              <w:t>⚫</w:t>
-                            </w:r>
-                            <w:r>
-                              <w:rPr>
-                                <w:color w:val="000000"/>
-                                <w:sz w:val="20"/>
-                                <w:szCs w:val="20"/>
-                              </w:rPr>
-                              <w:t xml:space="preserve"> Rust </w:t>
-                            </w:r>
-                            <w:r>
-                              <w:rPr>
-                                <w:rFonts w:eastAsia="DejaVu Sans" w:cs="DejaVu Sans" w:ascii="DejaVu Sans" w:hAnsi="DejaVu Sans"/>
-                                <w:color w:val="881631"/>
+                                <w:color w:val="000000"/>
                                 <w:sz w:val="20"/>
                                 <w:szCs w:val="20"/>
                                 <w:shd w:fill="FFFFFF" w:val="clear"/>
@@ -2254,7 +2355,7 @@
           </mc:Choice>
           <mc:Fallback>
             <w:pict>
-              <v:rect id="shape_0" ID="Text Box 2" path="m0,0l-2147483645,0l-2147483645,-2147483646l0,-2147483646xe" stroked="f" o:allowincell="f" style="position:absolute;margin-left:-46.8pt;margin-top:507.6pt;width:561.55pt;height:122.35pt;mso-wrap-style:square;v-text-anchor:top;mso-position-horizontal:center;mso-position-horizontal-relative:margin" wp14:anchorId="662FA2BA">
+              <v:rect id="shape_0" ID="Text Box 2" path="m0,0l-2147483645,0l-2147483645,-2147483646l0,-2147483646xe" stroked="f" o:allowincell="f" style="position:absolute;margin-left:-46.8pt;margin-top:531.35pt;width:561.55pt;height:122.35pt;mso-wrap-style:square;v-text-anchor:top;mso-position-horizontal:center;mso-position-horizontal-relative:margin" wp14:anchorId="662FA2BA">
                 <v:fill o:detectmouseclick="t" on="false"/>
                 <v:stroke color="#3465a4" weight="6480" joinstyle="round" endcap="flat"/>
                 <v:textbox>
@@ -2265,8 +2366,7 @@
                         <w:spacing w:lineRule="auto" w:line="240" w:before="57" w:after="57"/>
                         <w:jc w:val="both"/>
                         <w:rPr>
-                          <w:sz w:val="22"/>
-                          <w:szCs w:val="22"/>
+                          <w:color w:val="000000"/>
                         </w:rPr>
                       </w:pPr>
                       <w:r>
@@ -2275,6 +2375,7 @@
                           <w:bCs/>
                           <w:i w:val="false"/>
                           <w:iCs w:val="false"/>
+                          <w:color w:val="000000"/>
                           <w:sz w:val="22"/>
                           <w:szCs w:val="22"/>
                           <w:lang w:bidi="es-ES"/>
@@ -2285,6 +2386,7 @@
                         <w:rPr>
                           <w:b/>
                           <w:bCs/>
+                          <w:color w:val="000000"/>
                           <w:sz w:val="22"/>
                           <w:szCs w:val="22"/>
                           <w:lang w:bidi="es-ES"/>
@@ -2298,8 +2400,7 @@
                         <w:spacing w:lineRule="auto" w:line="240" w:before="57" w:after="57"/>
                         <w:jc w:val="both"/>
                         <w:rPr>
-                          <w:sz w:val="20"/>
-                          <w:szCs w:val="20"/>
+                          <w:color w:val="000000"/>
                         </w:rPr>
                       </w:pPr>
                       <w:r>
@@ -2313,7 +2414,7 @@
                       <w:r>
                         <w:rPr>
                           <w:rFonts w:eastAsia="DejaVu Sans" w:cs="DejaVu Sans" w:ascii="DejaVu Sans" w:hAnsi="DejaVu Sans"/>
-                          <w:color w:val="881631"/>
+                          <w:color w:val="000000"/>
                           <w:sz w:val="20"/>
                           <w:szCs w:val="20"/>
                           <w:shd w:fill="FFFFFF" w:val="clear"/>
@@ -2331,7 +2432,7 @@
                       <w:r>
                         <w:rPr>
                           <w:rFonts w:eastAsia="DejaVu Sans" w:cs="DejaVu Sans" w:ascii="DejaVu Sans" w:hAnsi="DejaVu Sans"/>
-                          <w:color w:val="881631"/>
+                          <w:color w:val="000000"/>
                           <w:sz w:val="20"/>
                           <w:szCs w:val="20"/>
                           <w:shd w:fill="FFFFFF" w:val="clear"/>
@@ -2349,7 +2450,7 @@
                       <w:r>
                         <w:rPr>
                           <w:rFonts w:eastAsia="DejaVu Sans" w:cs="DejaVu Sans" w:ascii="DejaVu Sans" w:hAnsi="DejaVu Sans"/>
-                          <w:color w:val="881631"/>
+                          <w:color w:val="000000"/>
                           <w:sz w:val="20"/>
                           <w:szCs w:val="20"/>
                           <w:shd w:fill="FFFFFF" w:val="clear"/>
@@ -2367,7 +2468,7 @@
                       <w:r>
                         <w:rPr>
                           <w:rFonts w:eastAsia="DejaVu Sans" w:cs="DejaVu Sans" w:ascii="DejaVu Sans" w:hAnsi="DejaVu Sans"/>
-                          <w:color w:val="881631"/>
+                          <w:color w:val="000000"/>
                           <w:sz w:val="20"/>
                           <w:szCs w:val="20"/>
                           <w:shd w:fill="FFFFFF" w:val="clear"/>
@@ -2385,7 +2486,7 @@
                       <w:r>
                         <w:rPr>
                           <w:rFonts w:eastAsia="DejaVu Sans" w:cs="DejaVu Sans" w:ascii="DejaVu Sans" w:hAnsi="DejaVu Sans"/>
-                          <w:color w:val="881631"/>
+                          <w:color w:val="000000"/>
                           <w:sz w:val="20"/>
                           <w:szCs w:val="20"/>
                           <w:shd w:fill="FFFFFF" w:val="clear"/>
@@ -2403,7 +2504,7 @@
                       <w:r>
                         <w:rPr>
                           <w:rFonts w:eastAsia="DejaVu Sans" w:cs="DejaVu Sans" w:ascii="DejaVu Sans" w:hAnsi="DejaVu Sans"/>
-                          <w:color w:val="881631"/>
+                          <w:color w:val="000000"/>
                           <w:sz w:val="20"/>
                           <w:szCs w:val="20"/>
                           <w:shd w:fill="FFFFFF" w:val="clear"/>
@@ -2421,7 +2522,7 @@
                       <w:r>
                         <w:rPr>
                           <w:rFonts w:eastAsia="DejaVu Sans" w:cs="DejaVu Sans" w:ascii="DejaVu Sans" w:hAnsi="DejaVu Sans"/>
-                          <w:color w:val="881631"/>
+                          <w:color w:val="000000"/>
                           <w:sz w:val="20"/>
                           <w:szCs w:val="20"/>
                           <w:shd w:fill="FFFFFF" w:val="clear"/>
@@ -2439,7 +2540,7 @@
                       <w:r>
                         <w:rPr>
                           <w:rFonts w:eastAsia="DejaVu Sans" w:cs="DejaVu Sans" w:ascii="DejaVu Sans" w:hAnsi="DejaVu Sans"/>
-                          <w:color w:val="881631"/>
+                          <w:color w:val="000000"/>
                           <w:sz w:val="20"/>
                           <w:szCs w:val="20"/>
                           <w:shd w:fill="FFFFFF" w:val="clear"/>
@@ -2457,7 +2558,7 @@
                       <w:r>
                         <w:rPr>
                           <w:rFonts w:eastAsia="DejaVu Sans" w:cs="DejaVu Sans" w:ascii="DejaVu Sans" w:hAnsi="DejaVu Sans"/>
-                          <w:color w:val="881631"/>
+                          <w:color w:val="000000"/>
                           <w:sz w:val="20"/>
                           <w:szCs w:val="20"/>
                           <w:shd w:fill="FFFFFF" w:val="clear"/>
@@ -2475,7 +2576,7 @@
                       <w:r>
                         <w:rPr>
                           <w:rFonts w:eastAsia="DejaVu Sans" w:cs="DejaVu Sans" w:ascii="DejaVu Sans" w:hAnsi="DejaVu Sans"/>
-                          <w:color w:val="881631"/>
+                          <w:color w:val="000000"/>
                           <w:sz w:val="20"/>
                           <w:szCs w:val="20"/>
                           <w:shd w:fill="FFFFFF" w:val="clear"/>
@@ -2497,8 +2598,7 @@
                         <w:spacing w:lineRule="auto" w:line="240" w:before="57" w:after="57"/>
                         <w:jc w:val="both"/>
                         <w:rPr>
-                          <w:sz w:val="22"/>
-                          <w:szCs w:val="22"/>
+                          <w:color w:val="000000"/>
                         </w:rPr>
                       </w:pPr>
                       <w:r>
@@ -2523,7 +2623,7 @@
                           <w:bCs/>
                           <w:i w:val="false"/>
                           <w:iCs w:val="false"/>
-                          <w:color w:val="881631"/>
+                          <w:color w:val="000000"/>
                           <w:sz w:val="22"/>
                           <w:szCs w:val="22"/>
                         </w:rPr>
@@ -2536,8 +2636,7 @@
                         <w:spacing w:lineRule="auto" w:line="240"/>
                         <w:jc w:val="both"/>
                         <w:rPr>
-                          <w:sz w:val="18"/>
-                          <w:szCs w:val="18"/>
+                          <w:color w:val="000000"/>
                         </w:rPr>
                       </w:pPr>
                       <w:r>
@@ -2551,7 +2650,7 @@
                       <w:r>
                         <w:rPr>
                           <w:rFonts w:eastAsia="DejaVu Sans" w:cs="DejaVu Sans" w:ascii="DejaVu Sans" w:hAnsi="DejaVu Sans"/>
-                          <w:color w:val="881631"/>
+                          <w:color w:val="000000"/>
                           <w:sz w:val="20"/>
                           <w:szCs w:val="20"/>
                           <w:shd w:fill="FFFFFF" w:val="clear"/>
@@ -2569,7 +2668,7 @@
                       <w:r>
                         <w:rPr>
                           <w:rFonts w:eastAsia="DejaVu Sans" w:cs="DejaVu Sans" w:ascii="DejaVu Sans" w:hAnsi="DejaVu Sans"/>
-                          <w:color w:val="881631"/>
+                          <w:color w:val="000000"/>
                           <w:sz w:val="20"/>
                           <w:szCs w:val="20"/>
                           <w:shd w:fill="FFFFFF" w:val="clear"/>
@@ -2587,7 +2686,7 @@
                       <w:r>
                         <w:rPr>
                           <w:rFonts w:eastAsia="DejaVu Sans" w:cs="DejaVu Sans" w:ascii="DejaVu Sans" w:hAnsi="DejaVu Sans"/>
-                          <w:color w:val="881631"/>
+                          <w:color w:val="000000"/>
                           <w:sz w:val="20"/>
                           <w:szCs w:val="20"/>
                           <w:shd w:fill="FFFFFF" w:val="clear"/>
@@ -2605,7 +2704,7 @@
                       <w:r>
                         <w:rPr>
                           <w:rFonts w:eastAsia="DejaVu Sans" w:cs="DejaVu Sans" w:ascii="DejaVu Sans" w:hAnsi="DejaVu Sans"/>
-                          <w:color w:val="881631"/>
+                          <w:color w:val="000000"/>
                           <w:sz w:val="20"/>
                           <w:szCs w:val="20"/>
                           <w:shd w:fill="FFFFFF" w:val="clear"/>
@@ -2618,7 +2717,7 @@
                           <w:sz w:val="20"/>
                           <w:szCs w:val="20"/>
                         </w:rPr>
-                        <w:t xml:space="preserve"> Documentacion de requisitos</w:t>
+                        <w:t xml:space="preserve"> Documentación de requisitos</w:t>
                       </w:r>
                       <w:r>
                         <w:rPr>
@@ -2635,8 +2734,7 @@
                         <w:spacing w:lineRule="auto" w:line="240" w:before="57" w:after="57"/>
                         <w:jc w:val="both"/>
                         <w:rPr>
-                          <w:sz w:val="22"/>
-                          <w:szCs w:val="22"/>
+                          <w:color w:val="000000"/>
                         </w:rPr>
                       </w:pPr>
                       <w:r>
@@ -2654,11 +2752,7 @@
                         <w:spacing w:lineRule="auto" w:line="240"/>
                         <w:jc w:val="both"/>
                         <w:rPr>
-                          <w:i w:val="false"/>
-                          <w:i w:val="false"/>
-                          <w:iCs w:val="false"/>
-                          <w:sz w:val="22"/>
-                          <w:szCs w:val="22"/>
+                          <w:color w:val="000000"/>
                         </w:rPr>
                       </w:pPr>
                       <w:r>
@@ -2667,6 +2761,7 @@
                           <w:bCs/>
                           <w:i w:val="false"/>
                           <w:iCs w:val="false"/>
+                          <w:color w:val="000000"/>
                           <w:sz w:val="22"/>
                           <w:szCs w:val="22"/>
                         </w:rPr>
@@ -2679,8 +2774,7 @@
                         <w:spacing w:lineRule="auto" w:line="240"/>
                         <w:jc w:val="both"/>
                         <w:rPr>
-                          <w:sz w:val="20"/>
-                          <w:szCs w:val="20"/>
+                          <w:color w:val="000000"/>
                         </w:rPr>
                       </w:pPr>
                       <w:r>
@@ -2694,7 +2788,7 @@
                       <w:r>
                         <w:rPr>
                           <w:rFonts w:eastAsia="DejaVu Sans" w:cs="DejaVu Sans" w:ascii="DejaVu Sans" w:hAnsi="DejaVu Sans"/>
-                          <w:color w:val="881631"/>
+                          <w:color w:val="000000"/>
                           <w:sz w:val="20"/>
                           <w:szCs w:val="20"/>
                           <w:shd w:fill="FFFFFF" w:val="clear"/>
@@ -2712,27 +2806,61 @@
                       <w:r>
                         <w:rPr>
                           <w:rFonts w:eastAsia="DejaVu Sans" w:cs="DejaVu Sans" w:ascii="DejaVu Sans" w:hAnsi="DejaVu Sans"/>
-                          <w:color w:val="881631"/>
+                          <w:color w:val="000000"/>
                           <w:sz w:val="20"/>
                           <w:szCs w:val="20"/>
                           <w:shd w:fill="FFFFFF" w:val="clear"/>
                         </w:rPr>
+                        <w:t>⚫ C# ⚫</w:t>
+                      </w:r>
+                      <w:r>
+                        <w:rPr>
+                          <w:color w:val="000000"/>
+                          <w:sz w:val="20"/>
+                          <w:szCs w:val="20"/>
+                        </w:rPr>
+                        <w:t xml:space="preserve"> .NET </w:t>
+                      </w:r>
+                      <w:r>
+                        <w:rPr>
+                          <w:rFonts w:eastAsia="DejaVu Sans" w:cs="DejaVu Sans" w:ascii="DejaVu Sans" w:hAnsi="DejaVu Sans"/>
+                          <w:color w:val="000000"/>
+                          <w:sz w:val="20"/>
+                          <w:szCs w:val="20"/>
+                          <w:shd w:fill="FFFFFF" w:val="clear"/>
+                        </w:rPr>
                         <w:t>⚫</w:t>
                       </w:r>
                       <w:r>
                         <w:rPr>
+                          <w:color w:val="000000"/>
+                          <w:sz w:val="20"/>
+                          <w:szCs w:val="20"/>
+                        </w:rPr>
+                        <w:t xml:space="preserve"> Visual FoxPro </w:t>
+                      </w:r>
+                      <w:r>
+                        <w:rPr>
                           <w:rFonts w:eastAsia="DejaVu Sans" w:cs="DejaVu Sans" w:ascii="DejaVu Sans" w:hAnsi="DejaVu Sans"/>
                           <w:color w:val="000000"/>
                           <w:sz w:val="20"/>
                           <w:szCs w:val="20"/>
                           <w:shd w:fill="FFFFFF" w:val="clear"/>
                         </w:rPr>
-                        <w:t xml:space="preserve"> C# </w:t>
+                        <w:t>⚫</w:t>
+                      </w:r>
+                      <w:r>
+                        <w:rPr>
+                          <w:color w:val="000000"/>
+                          <w:sz w:val="20"/>
+                          <w:szCs w:val="20"/>
+                        </w:rPr>
+                        <w:t xml:space="preserve"> Java </w:t>
                       </w:r>
                       <w:r>
                         <w:rPr>
                           <w:rFonts w:eastAsia="DejaVu Sans" w:cs="DejaVu Sans" w:ascii="DejaVu Sans" w:hAnsi="DejaVu Sans"/>
-                          <w:color w:val="881631"/>
+                          <w:color w:val="000000"/>
                           <w:sz w:val="20"/>
                           <w:szCs w:val="20"/>
                           <w:shd w:fill="FFFFFF" w:val="clear"/>
@@ -2745,12 +2873,12 @@
                           <w:sz w:val="20"/>
                           <w:szCs w:val="20"/>
                         </w:rPr>
-                        <w:t xml:space="preserve"> .NET </w:t>
+                        <w:t xml:space="preserve"> Clojure </w:t>
                       </w:r>
                       <w:r>
                         <w:rPr>
                           <w:rFonts w:eastAsia="DejaVu Sans" w:cs="DejaVu Sans" w:ascii="DejaVu Sans" w:hAnsi="DejaVu Sans"/>
-                          <w:color w:val="881631"/>
+                          <w:color w:val="000000"/>
                           <w:sz w:val="20"/>
                           <w:szCs w:val="20"/>
                           <w:shd w:fill="FFFFFF" w:val="clear"/>
@@ -2763,12 +2891,12 @@
                           <w:sz w:val="20"/>
                           <w:szCs w:val="20"/>
                         </w:rPr>
-                        <w:t xml:space="preserve"> Visual FoxPro </w:t>
+                        <w:t xml:space="preserve"> Solidity </w:t>
                       </w:r>
                       <w:r>
                         <w:rPr>
                           <w:rFonts w:eastAsia="DejaVu Sans" w:cs="DejaVu Sans" w:ascii="DejaVu Sans" w:hAnsi="DejaVu Sans"/>
-                          <w:color w:val="881631"/>
+                          <w:color w:val="000000"/>
                           <w:sz w:val="20"/>
                           <w:szCs w:val="20"/>
                           <w:shd w:fill="FFFFFF" w:val="clear"/>
@@ -2781,12 +2909,12 @@
                           <w:sz w:val="20"/>
                           <w:szCs w:val="20"/>
                         </w:rPr>
-                        <w:t xml:space="preserve"> Java </w:t>
+                        <w:t xml:space="preserve"> C </w:t>
                       </w:r>
                       <w:r>
                         <w:rPr>
                           <w:rFonts w:eastAsia="DejaVu Sans" w:cs="DejaVu Sans" w:ascii="DejaVu Sans" w:hAnsi="DejaVu Sans"/>
-                          <w:color w:val="881631"/>
+                          <w:color w:val="000000"/>
                           <w:sz w:val="20"/>
                           <w:szCs w:val="20"/>
                           <w:shd w:fill="FFFFFF" w:val="clear"/>
@@ -2799,12 +2927,12 @@
                           <w:sz w:val="20"/>
                           <w:szCs w:val="20"/>
                         </w:rPr>
-                        <w:t xml:space="preserve"> Clojure </w:t>
+                        <w:t xml:space="preserve"> C++ </w:t>
                       </w:r>
                       <w:r>
                         <w:rPr>
                           <w:rFonts w:eastAsia="DejaVu Sans" w:cs="DejaVu Sans" w:ascii="DejaVu Sans" w:hAnsi="DejaVu Sans"/>
-                          <w:color w:val="881631"/>
+                          <w:color w:val="000000"/>
                           <w:sz w:val="20"/>
                           <w:szCs w:val="20"/>
                           <w:shd w:fill="FFFFFF" w:val="clear"/>
@@ -2817,66 +2945,12 @@
                           <w:sz w:val="20"/>
                           <w:szCs w:val="20"/>
                         </w:rPr>
-                        <w:t xml:space="preserve"> Solidity </w:t>
+                        <w:t xml:space="preserve"> Rust </w:t>
                       </w:r>
                       <w:r>
                         <w:rPr>
                           <w:rFonts w:eastAsia="DejaVu Sans" w:cs="DejaVu Sans" w:ascii="DejaVu Sans" w:hAnsi="DejaVu Sans"/>
-                          <w:color w:val="881631"/>
-                          <w:sz w:val="20"/>
-                          <w:szCs w:val="20"/>
-                          <w:shd w:fill="FFFFFF" w:val="clear"/>
-                        </w:rPr>
-                        <w:t>⚫</w:t>
-                      </w:r>
-                      <w:r>
-                        <w:rPr>
-                          <w:color w:val="000000"/>
-                          <w:sz w:val="20"/>
-                          <w:szCs w:val="20"/>
-                        </w:rPr>
-                        <w:t xml:space="preserve"> C </w:t>
-                      </w:r>
-                      <w:r>
-                        <w:rPr>
-                          <w:rFonts w:eastAsia="DejaVu Sans" w:cs="DejaVu Sans" w:ascii="DejaVu Sans" w:hAnsi="DejaVu Sans"/>
-                          <w:color w:val="881631"/>
-                          <w:sz w:val="20"/>
-                          <w:szCs w:val="20"/>
-                          <w:shd w:fill="FFFFFF" w:val="clear"/>
-                        </w:rPr>
-                        <w:t>⚫</w:t>
-                      </w:r>
-                      <w:r>
-                        <w:rPr>
-                          <w:color w:val="000000"/>
-                          <w:sz w:val="20"/>
-                          <w:szCs w:val="20"/>
-                        </w:rPr>
-                        <w:t xml:space="preserve"> C++ </w:t>
-                      </w:r>
-                      <w:r>
-                        <w:rPr>
-                          <w:rFonts w:eastAsia="DejaVu Sans" w:cs="DejaVu Sans" w:ascii="DejaVu Sans" w:hAnsi="DejaVu Sans"/>
-                          <w:color w:val="881631"/>
-                          <w:sz w:val="20"/>
-                          <w:szCs w:val="20"/>
-                          <w:shd w:fill="FFFFFF" w:val="clear"/>
-                        </w:rPr>
-                        <w:t>⚫</w:t>
-                      </w:r>
-                      <w:r>
-                        <w:rPr>
-                          <w:color w:val="000000"/>
-                          <w:sz w:val="20"/>
-                          <w:szCs w:val="20"/>
-                        </w:rPr>
-                        <w:t xml:space="preserve"> Rust </w:t>
-                      </w:r>
-                      <w:r>
-                        <w:rPr>
-                          <w:rFonts w:eastAsia="DejaVu Sans" w:cs="DejaVu Sans" w:ascii="DejaVu Sans" w:hAnsi="DejaVu Sans"/>
-                          <w:color w:val="881631"/>
+                          <w:color w:val="000000"/>
                           <w:sz w:val="20"/>
                           <w:szCs w:val="20"/>
                           <w:shd w:fill="FFFFFF" w:val="clear"/>
@@ -2905,10 +2979,10 @@
               <wp:anchor behindDoc="0" distT="0" distB="1905" distL="0" distR="0" simplePos="0" locked="0" layoutInCell="0" allowOverlap="1" relativeHeight="8" wp14:anchorId="2C9FC996">
                 <wp:simplePos x="0" y="0"/>
                 <wp:positionH relativeFrom="margin">
-                  <wp:posOffset>-563880</wp:posOffset>
+                  <wp:posOffset>-567055</wp:posOffset>
                 </wp:positionH>
                 <wp:positionV relativeFrom="paragraph">
-                  <wp:posOffset>8382635</wp:posOffset>
+                  <wp:posOffset>8604250</wp:posOffset>
                 </wp:positionV>
                 <wp:extent cx="7133590" cy="328930"/>
                 <wp:effectExtent l="0" t="0" r="0" b="1905"/>
@@ -2960,7 +3034,7 @@
                             <w:r>
                               <w:rPr>
                                 <w:rFonts w:eastAsia="DejaVu Sans" w:cs="DejaVu Sans" w:ascii="DejaVu Sans" w:hAnsi="DejaVu Sans"/>
-                                <w:color w:val="881631"/>
+                                <w:color w:val="000000"/>
                                 <w:sz w:val="20"/>
                                 <w:szCs w:val="20"/>
                                 <w:shd w:fill="FFFFFF" w:val="clear"/>
@@ -2973,7 +3047,7 @@
                                 <w:sz w:val="20"/>
                                 <w:szCs w:val="20"/>
                               </w:rPr>
-                              <w:t xml:space="preserve"> Ingles (B2)</w:t>
+                              <w:t xml:space="preserve"> Inglés (B2)</w:t>
                             </w:r>
                           </w:p>
                         </w:txbxContent>
@@ -2990,7 +3064,7 @@
           </mc:Choice>
           <mc:Fallback>
             <w:pict>
-              <v:rect id="shape_0" ID="Text Box 2" path="m0,0l-2147483645,0l-2147483645,-2147483646l0,-2147483646xe" stroked="f" o:allowincell="f" style="position:absolute;margin-left:-44.4pt;margin-top:660.05pt;width:561.65pt;height:25.85pt;mso-wrap-style:square;v-text-anchor:top;mso-position-horizontal-relative:margin" wp14:anchorId="2C9FC996">
+              <v:rect id="shape_0" ID="Text Box 2" path="m0,0l-2147483645,0l-2147483645,-2147483646l0,-2147483646xe" stroked="f" o:allowincell="f" style="position:absolute;margin-left:-44.65pt;margin-top:677.5pt;width:561.65pt;height:25.85pt;mso-wrap-style:square;v-text-anchor:top;mso-position-horizontal-relative:margin" wp14:anchorId="2C9FC996">
                 <v:fill o:detectmouseclick="t" on="false"/>
                 <v:stroke color="#3465a4" weight="6480" joinstyle="round" endcap="flat"/>
                 <v:textbox>
@@ -3016,7 +3090,7 @@
                       <w:r>
                         <w:rPr>
                           <w:rFonts w:eastAsia="DejaVu Sans" w:cs="DejaVu Sans" w:ascii="DejaVu Sans" w:hAnsi="DejaVu Sans"/>
-                          <w:color w:val="881631"/>
+                          <w:color w:val="000000"/>
                           <w:sz w:val="20"/>
                           <w:szCs w:val="20"/>
                           <w:shd w:fill="FFFFFF" w:val="clear"/>
@@ -3029,7 +3103,7 @@
                           <w:sz w:val="20"/>
                           <w:szCs w:val="20"/>
                         </w:rPr>
-                        <w:t xml:space="preserve"> Ingles (B2)</w:t>
+                        <w:t xml:space="preserve"> Inglés (B2)</w:t>
                       </w:r>
                     </w:p>
                   </w:txbxContent>
@@ -3164,7 +3238,7 @@
                   <wp:posOffset>-942340</wp:posOffset>
                 </wp:positionH>
                 <wp:positionV relativeFrom="paragraph">
-                  <wp:posOffset>683260</wp:posOffset>
+                  <wp:posOffset>1283335</wp:posOffset>
                 </wp:positionV>
                 <wp:extent cx="7799705" cy="191135"/>
                 <wp:effectExtent l="0" t="0" r="0" b="0"/>
@@ -3183,7 +3257,7 @@
                           <a:avLst/>
                         </a:prstGeom>
                         <a:solidFill>
-                          <a:srgbClr val="881631"/>
+                          <a:srgbClr val="000000"/>
                         </a:solidFill>
                         <a:ln w="0">
                           <a:noFill/>
@@ -3246,8 +3320,8 @@
           </mc:Choice>
           <mc:Fallback>
             <w:pict>
-              <v:rect id="shape_0" ID="Text Frame 1" path="m0,0l-2147483645,0l-2147483645,-2147483646l0,-2147483646xe" fillcolor="#881631" stroked="f" o:allowincell="f" style="position:absolute;margin-left:-74.2pt;margin-top:53.8pt;width:614.1pt;height:15pt;mso-wrap-style:square;v-text-anchor:top">
-                <v:fill o:detectmouseclick="t" type="solid" color2="#77e9ce"/>
+              <v:rect id="shape_0" ID="Text Frame 1" path="m0,0l-2147483645,0l-2147483645,-2147483646l0,-2147483646xe" fillcolor="black" stroked="f" o:allowincell="f" style="position:absolute;margin-left:-74.2pt;margin-top:101.05pt;width:614.1pt;height:15pt;mso-wrap-style:square;v-text-anchor:top">
+                <v:fill o:detectmouseclick="t" type="solid" color2="white"/>
                 <v:stroke color="#3465a4" joinstyle="round" endcap="flat"/>
                 <v:textbox>
                   <w:txbxContent>
@@ -3297,13 +3371,13 @@
         <mc:AlternateContent>
           <mc:Choice Requires="wps">
             <w:drawing>
-              <wp:anchor behindDoc="0" distT="635" distB="0" distL="0" distR="0" simplePos="0" locked="0" layoutInCell="0" allowOverlap="1" relativeHeight="14" wp14:anchorId="4C350BC3">
+              <wp:anchor behindDoc="0" distT="0" distB="0" distL="0" distR="0" simplePos="0" locked="0" layoutInCell="0" allowOverlap="1" relativeHeight="14" wp14:anchorId="4C350BC3">
                 <wp:simplePos x="0" y="0"/>
                 <wp:positionH relativeFrom="margin">
                   <wp:align>center</wp:align>
                 </wp:positionH>
                 <wp:positionV relativeFrom="paragraph">
-                  <wp:posOffset>347345</wp:posOffset>
+                  <wp:posOffset>311150</wp:posOffset>
                 </wp:positionV>
                 <wp:extent cx="4393565" cy="333375"/>
                 <wp:effectExtent l="0" t="0" r="0" b="0"/>
@@ -3443,7 +3517,7 @@
           </mc:Choice>
           <mc:Fallback>
             <w:pict>
-              <v:rect id="shape_0" ID="Text Box 3" path="m0,0l-2147483645,0l-2147483645,-2147483646l0,-2147483646xe" stroked="f" o:allowincell="f" style="position:absolute;margin-left:61pt;margin-top:27.35pt;width:345.9pt;height:26.2pt;mso-wrap-style:square;v-text-anchor:top;mso-position-horizontal:center;mso-position-horizontal-relative:margin" wp14:anchorId="4C350BC3">
+              <v:rect id="shape_0" ID="Text Box 3" path="m0,0l-2147483645,0l-2147483645,-2147483646l0,-2147483646xe" stroked="f" o:allowincell="f" style="position:absolute;margin-left:61pt;margin-top:24.5pt;width:345.9pt;height:26.2pt;mso-wrap-style:square;v-text-anchor:top;mso-position-horizontal:center;mso-position-horizontal-relative:margin" wp14:anchorId="4C350BC3">
                 <v:fill o:detectmouseclick="t" on="false"/>
                 <v:stroke color="#3465a4" weight="9360" joinstyle="round" endcap="flat"/>
                 <v:textbox>
@@ -3552,7 +3626,7 @@
                   <wp:posOffset>-942340</wp:posOffset>
                 </wp:positionH>
                 <wp:positionV relativeFrom="paragraph">
-                  <wp:posOffset>4894580</wp:posOffset>
+                  <wp:posOffset>5374640</wp:posOffset>
                 </wp:positionV>
                 <wp:extent cx="7799705" cy="191135"/>
                 <wp:effectExtent l="0" t="0" r="0" b="0"/>
@@ -3571,7 +3645,7 @@
                           <a:avLst/>
                         </a:prstGeom>
                         <a:solidFill>
-                          <a:srgbClr val="881631"/>
+                          <a:srgbClr val="000000"/>
                         </a:solidFill>
                         <a:ln w="0">
                           <a:noFill/>
@@ -3634,8 +3708,8 @@
           </mc:Choice>
           <mc:Fallback>
             <w:pict>
-              <v:rect id="shape_0" ID="Text Frame 2" path="m0,0l-2147483645,0l-2147483645,-2147483646l0,-2147483646xe" fillcolor="#881631" stroked="f" o:allowincell="f" style="position:absolute;margin-left:-74.2pt;margin-top:385.4pt;width:614.1pt;height:15pt;mso-wrap-style:square;v-text-anchor:top">
-                <v:fill o:detectmouseclick="t" type="solid" color2="#77e9ce"/>
+              <v:rect id="shape_0" ID="Text Frame 2" path="m0,0l-2147483645,0l-2147483645,-2147483646l0,-2147483646xe" fillcolor="black" stroked="f" o:allowincell="f" style="position:absolute;margin-left:-74.2pt;margin-top:423.2pt;width:614.1pt;height:15pt;mso-wrap-style:square;v-text-anchor:top">
+                <v:fill o:detectmouseclick="t" type="solid" color2="white"/>
                 <v:stroke color="#3465a4" joinstyle="round" endcap="flat"/>
                 <v:textbox>
                   <w:txbxContent>
@@ -3691,7 +3765,7 @@
                   <wp:posOffset>-914400</wp:posOffset>
                 </wp:positionH>
                 <wp:positionV relativeFrom="paragraph">
-                  <wp:posOffset>6217920</wp:posOffset>
+                  <wp:posOffset>6577965</wp:posOffset>
                 </wp:positionV>
                 <wp:extent cx="7799705" cy="191135"/>
                 <wp:effectExtent l="0" t="0" r="0" b="0"/>
@@ -3710,7 +3784,7 @@
                           <a:avLst/>
                         </a:prstGeom>
                         <a:solidFill>
-                          <a:srgbClr val="881631"/>
+                          <a:srgbClr val="000000"/>
                         </a:solidFill>
                         <a:ln w="0">
                           <a:noFill/>
@@ -3773,8 +3847,8 @@
           </mc:Choice>
           <mc:Fallback>
             <w:pict>
-              <v:rect id="shape_0" ID="Text Frame 3" path="m0,0l-2147483645,0l-2147483645,-2147483646l0,-2147483646xe" fillcolor="#881631" stroked="f" o:allowincell="f" style="position:absolute;margin-left:-72pt;margin-top:489.6pt;width:614.1pt;height:15pt;mso-wrap-style:square;v-text-anchor:top">
-                <v:fill o:detectmouseclick="t" type="solid" color2="#77e9ce"/>
+              <v:rect id="shape_0" ID="Text Frame 3" path="m0,0l-2147483645,0l-2147483645,-2147483646l0,-2147483646xe" fillcolor="black" stroked="f" o:allowincell="f" style="position:absolute;margin-left:-72pt;margin-top:517.95pt;width:614.1pt;height:15pt;mso-wrap-style:square;v-text-anchor:top">
+                <v:fill o:detectmouseclick="t" type="solid" color2="white"/>
                 <v:stroke color="#3465a4" joinstyle="round" endcap="flat"/>
                 <v:textbox>
                   <w:txbxContent>
@@ -3830,7 +3904,7 @@
                   <wp:posOffset>-942340</wp:posOffset>
                 </wp:positionH>
                 <wp:positionV relativeFrom="paragraph">
-                  <wp:posOffset>8196580</wp:posOffset>
+                  <wp:posOffset>8436610</wp:posOffset>
                 </wp:positionV>
                 <wp:extent cx="7799705" cy="191135"/>
                 <wp:effectExtent l="0" t="0" r="0" b="0"/>
@@ -3849,7 +3923,7 @@
                           <a:avLst/>
                         </a:prstGeom>
                         <a:solidFill>
-                          <a:srgbClr val="881631"/>
+                          <a:srgbClr val="000000"/>
                         </a:solidFill>
                         <a:ln w="0">
                           <a:noFill/>
@@ -3912,8 +3986,8 @@
           </mc:Choice>
           <mc:Fallback>
             <w:pict>
-              <v:rect id="shape_0" ID="Text Frame 4" path="m0,0l-2147483645,0l-2147483645,-2147483646l0,-2147483646xe" fillcolor="#881631" stroked="f" o:allowincell="f" style="position:absolute;margin-left:-74.2pt;margin-top:645.4pt;width:614.1pt;height:15pt;mso-wrap-style:square;v-text-anchor:top">
-                <v:fill o:detectmouseclick="t" type="solid" color2="#77e9ce"/>
+              <v:rect id="shape_0" ID="Text Frame 4" path="m0,0l-2147483645,0l-2147483645,-2147483646l0,-2147483646xe" fillcolor="black" stroked="f" o:allowincell="f" style="position:absolute;margin-left:-74.2pt;margin-top:664.3pt;width:614.1pt;height:15pt;mso-wrap-style:square;v-text-anchor:top">
+                <v:fill o:detectmouseclick="t" type="solid" color2="white"/>
                 <v:stroke color="#3465a4" joinstyle="round" endcap="flat"/>
                 <v:textbox>
                   <w:txbxContent>
@@ -3969,7 +4043,7 @@
                   <wp:align>center</wp:align>
                 </wp:positionH>
                 <wp:positionV relativeFrom="paragraph">
-                  <wp:posOffset>45720</wp:posOffset>
+                  <wp:posOffset>27305</wp:posOffset>
                 </wp:positionV>
                 <wp:extent cx="4158615" cy="333375"/>
                 <wp:effectExtent l="0" t="0" r="0" b="0"/>
@@ -4252,7 +4326,7 @@
           </mc:Choice>
           <mc:Fallback>
             <w:pict>
-              <v:rect id="shape_0" ID="Text Box 2" path="m0,0l-2147483645,0l-2147483645,-2147483646l0,-2147483646xe" stroked="f" o:allowincell="f" style="position:absolute;margin-left:70.25pt;margin-top:3.6pt;width:327.4pt;height:26.2pt;mso-wrap-style:square;v-text-anchor:top;mso-position-horizontal:center;mso-position-horizontal-relative:margin" wp14:anchorId="4C350BC3">
+              <v:rect id="shape_0" ID="Text Box 2" path="m0,0l-2147483645,0l-2147483645,-2147483646l0,-2147483646xe" stroked="f" o:allowincell="f" style="position:absolute;margin-left:70.25pt;margin-top:2.15pt;width:327.4pt;height:26.2pt;mso-wrap-style:square;v-text-anchor:top;mso-position-horizontal:center;mso-position-horizontal-relative:margin" wp14:anchorId="4C350BC3">
                 <v:fill o:detectmouseclick="t" on="false"/>
                 <v:stroke color="#3465a4" weight="9360" joinstyle="round" endcap="flat"/>
                 <v:textbox>
@@ -4506,18 +4580,167 @@
         <mc:AlternateContent>
           <mc:Choice Requires="wps">
             <w:drawing>
-              <wp:anchor behindDoc="0" distT="0" distB="0" distL="0" distR="0" simplePos="0" locked="0" layoutInCell="0" allowOverlap="1" relativeHeight="24" wp14:anchorId="26D8FEF1">
+              <wp:anchor behindDoc="0" distT="0" distB="635" distL="0" distR="635" simplePos="0" locked="0" layoutInCell="0" allowOverlap="1" relativeHeight="26" wp14:anchorId="4C350BC3">
                 <wp:simplePos x="0" y="0"/>
                 <wp:positionH relativeFrom="margin">
                   <wp:align>center</wp:align>
                 </wp:positionH>
                 <wp:positionV relativeFrom="paragraph">
-                  <wp:posOffset>5080635</wp:posOffset>
+                  <wp:posOffset>658495</wp:posOffset>
+                </wp:positionV>
+                <wp:extent cx="7132320" cy="486410"/>
+                <wp:effectExtent l="0" t="0" r="0" b="0"/>
+                <wp:wrapTight wrapText="largest">
+                  <wp:wrapPolygon edited="0">
+                    <wp:start x="-2" y="21579"/>
+                    <wp:lineTo x="-2" y="-21"/>
+                    <wp:lineTo x="21598" y="-21"/>
+                    <wp:lineTo x="21598" y="21579"/>
+                    <wp:lineTo x="-2" y="21579"/>
+                  </wp:wrapPolygon>
+                </wp:wrapTight>
+                <wp:docPr id="12" name="Text Box 4"/>
+                <a:graphic xmlns:a="http://schemas.openxmlformats.org/drawingml/2006/main">
+                  <a:graphicData uri="http://schemas.microsoft.com/office/word/2010/wordprocessingShape">
+                    <wps:wsp>
+                      <wps:cNvSpPr/>
+                      <wps:spPr>
+                        <a:xfrm>
+                          <a:off x="0" y="0"/>
+                          <a:ext cx="7132320" cy="486360"/>
+                        </a:xfrm>
+                        <a:prstGeom prst="rect">
+                          <a:avLst/>
+                        </a:prstGeom>
+                        <a:noFill/>
+                        <a:ln w="9525">
+                          <a:noFill/>
+                        </a:ln>
+                      </wps:spPr>
+                      <wps:style>
+                        <a:lnRef idx="0"/>
+                        <a:fillRef idx="0"/>
+                        <a:effectRef idx="0"/>
+                        <a:fontRef idx="minor"/>
+                      </wps:style>
+                      <wps:txbx>
+                        <w:txbxContent>
+                          <w:p>
+                            <w:pPr>
+                              <w:pStyle w:val="FrameContents"/>
+                              <w:jc w:val="center"/>
+                              <w:rPr/>
+                            </w:pPr>
+                            <w:r>
+                              <w:rPr>
+                                <w:rStyle w:val="Hyperlink"/>
+                                <w:i/>
+                                <w:iCs/>
+                                <w:color w:themeColor="text1" w:val="000000"/>
+                                <w:sz w:val="20"/>
+                                <w:szCs w:val="20"/>
+                                <w:u w:val="none"/>
+                              </w:rPr>
+                              <w:t xml:space="preserve">Desarrollador Full Stack con orientación al backend y experiencia en liderazgo de proyectos y equipos técnicos. </w:t>
+                            </w:r>
+                          </w:p>
+                          <w:p>
+                            <w:pPr>
+                              <w:pStyle w:val="FrameContents"/>
+                              <w:jc w:val="center"/>
+                              <w:rPr/>
+                            </w:pPr>
+                            <w:r>
+                              <w:rPr>
+                                <w:rStyle w:val="Hyperlink"/>
+                                <w:i/>
+                                <w:iCs/>
+                                <w:color w:themeColor="text1" w:val="000000"/>
+                                <w:sz w:val="20"/>
+                                <w:szCs w:val="20"/>
+                                <w:u w:val="none"/>
+                              </w:rPr>
+                              <w:t xml:space="preserve">Ingeniero en informática (UBA) con perfil Semi-Senior. </w:t>
+                            </w:r>
+                          </w:p>
+                        </w:txbxContent>
+                      </wps:txbx>
+                      <wps:bodyPr anchor="t">
+                        <a:noAutofit/>
+                      </wps:bodyPr>
+                    </wps:wsp>
+                  </a:graphicData>
+                </a:graphic>
+              </wp:anchor>
+            </w:drawing>
+          </mc:Choice>
+          <mc:Fallback>
+            <w:pict>
+              <v:rect id="shape_0" ID="Text Box 4" path="m0,0l-2147483645,0l-2147483645,-2147483646l0,-2147483646xe" stroked="f" o:allowincell="f" style="position:absolute;margin-left:-46.8pt;margin-top:51.85pt;width:561.55pt;height:38.25pt;mso-wrap-style:square;v-text-anchor:top;mso-position-horizontal:center;mso-position-horizontal-relative:margin" wp14:anchorId="4C350BC3">
+                <v:fill o:detectmouseclick="t" on="false"/>
+                <v:stroke color="#3465a4" weight="9360" joinstyle="round" endcap="flat"/>
+                <v:textbox>
+                  <w:txbxContent>
+                    <w:p>
+                      <w:pPr>
+                        <w:pStyle w:val="FrameContents"/>
+                        <w:jc w:val="center"/>
+                        <w:rPr/>
+                      </w:pPr>
+                      <w:r>
+                        <w:rPr>
+                          <w:rStyle w:val="Hyperlink"/>
+                          <w:i/>
+                          <w:iCs/>
+                          <w:color w:themeColor="text1" w:val="000000"/>
+                          <w:sz w:val="20"/>
+                          <w:szCs w:val="20"/>
+                          <w:u w:val="none"/>
+                        </w:rPr>
+                        <w:t xml:space="preserve">Desarrollador Full Stack con orientación al backend y experiencia en liderazgo de proyectos y equipos técnicos. </w:t>
+                      </w:r>
+                    </w:p>
+                    <w:p>
+                      <w:pPr>
+                        <w:pStyle w:val="FrameContents"/>
+                        <w:jc w:val="center"/>
+                        <w:rPr/>
+                      </w:pPr>
+                      <w:r>
+                        <w:rPr>
+                          <w:rStyle w:val="Hyperlink"/>
+                          <w:i/>
+                          <w:iCs/>
+                          <w:color w:themeColor="text1" w:val="000000"/>
+                          <w:sz w:val="20"/>
+                          <w:szCs w:val="20"/>
+                          <w:u w:val="none"/>
+                        </w:rPr>
+                        <w:t xml:space="preserve">Ingeniero en informática (UBA) con perfil Semi-Senior. </w:t>
+                      </w:r>
+                    </w:p>
+                  </w:txbxContent>
+                </v:textbox>
+                <w10:wrap type="square" side="largest"/>
+              </v:rect>
+            </w:pict>
+          </mc:Fallback>
+        </mc:AlternateContent>
+        <mc:AlternateContent>
+          <mc:Choice Requires="wps">
+            <w:drawing>
+              <wp:anchor behindDoc="0" distT="0" distB="0" distL="0" distR="0" simplePos="0" locked="0" layoutInCell="0" allowOverlap="1" relativeHeight="30" wp14:anchorId="26D8FEF1">
+                <wp:simplePos x="0" y="0"/>
+                <wp:positionH relativeFrom="margin">
+                  <wp:align>center</wp:align>
+                </wp:positionH>
+                <wp:positionV relativeFrom="paragraph">
+                  <wp:posOffset>5532120</wp:posOffset>
                 </wp:positionV>
                 <wp:extent cx="7133590" cy="1028700"/>
                 <wp:effectExtent l="0" t="0" r="0" b="0"/>
                 <wp:wrapNone/>
-                <wp:docPr id="12" name="Text Box 2"/>
+                <wp:docPr id="13" name="Text Box 2"/>
                 <a:graphic xmlns:a="http://schemas.openxmlformats.org/drawingml/2006/main">
                   <a:graphicData uri="http://schemas.microsoft.com/office/word/2010/wordprocessingShape">
                     <wps:wsp>
@@ -4559,6 +4782,7 @@
                                 <w:bCs/>
                                 <w:i w:val="false"/>
                                 <w:iCs w:val="false"/>
+                                <w:color w:val="000000"/>
                                 <w:sz w:val="20"/>
                                 <w:szCs w:val="20"/>
                               </w:rPr>
@@ -4571,12 +4795,23 @@
                                 <w:sz w:val="20"/>
                                 <w:szCs w:val="20"/>
                               </w:rPr>
-                              <w:t xml:space="preserve">                                                                                 2017</w:t>
+                              <w:t xml:space="preserve">                                                                                </w:t>
                             </w:r>
                             <w:r>
                               <w:rPr>
                                 <w:b/>
                                 <w:bCs/>
+                                <w:color w:val="000000"/>
+                                <w:sz w:val="20"/>
+                                <w:szCs w:val="20"/>
+                              </w:rPr>
+                              <w:t>2017</w:t>
+                            </w:r>
+                            <w:r>
+                              <w:rPr>
+                                <w:b/>
+                                <w:bCs/>
+                                <w:color w:val="000000"/>
                                 <w:sz w:val="20"/>
                                 <w:szCs w:val="20"/>
                                 <w:lang w:bidi="es-ES"/>
@@ -4594,7 +4829,7 @@
                             <w:r>
                               <w:rPr>
                                 <w:rFonts w:eastAsia="DejaVu Sans" w:cs="DejaVu Sans" w:ascii="DejaVu Sans" w:hAnsi="DejaVu Sans"/>
-                                <w:color w:val="881631"/>
+                                <w:color w:val="000000"/>
                                 <w:sz w:val="20"/>
                                 <w:szCs w:val="20"/>
                                 <w:shd w:fill="FFFFFF" w:val="clear"/>
@@ -4646,7 +4881,7 @@
                                   <wp:inline distT="0" distB="0" distL="0" distR="0">
                                     <wp:extent cx="112395" cy="107315"/>
                                     <wp:effectExtent l="0" t="0" r="0" b="0"/>
-                                    <wp:docPr id="14" name="Picture 949528654" descr="A black background with a black square&#10;&#10;Description automatically generated with medium confidence"/>
+                                    <wp:docPr id="15" name="Picture 949528654" descr="A black background with a black square&#10;&#10;Description automatically generated with medium confidence"/>
                                     <wp:cNvGraphicFramePr>
                                       <a:graphicFrameLocks xmlns:a="http://schemas.openxmlformats.org/drawingml/2006/main" noChangeAspect="1"/>
                                     </wp:cNvGraphicFramePr>
@@ -4654,7 +4889,7 @@
                                       <a:graphicData uri="http://schemas.openxmlformats.org/drawingml/2006/picture">
                                         <pic:pic xmlns:pic="http://schemas.openxmlformats.org/drawingml/2006/picture">
                                           <pic:nvPicPr>
-                                            <pic:cNvPr id="14" name="Picture 949528654" descr="A black background with a black square&#10;&#10;Description automatically generated with medium confidence"/>
+                                            <pic:cNvPr id="15" name="Picture 949528654" descr="A black background with a black square&#10;&#10;Description automatically generated with medium confidence"/>
                                             <pic:cNvPicPr>
                                               <a:picLocks noChangeAspect="1" noChangeArrowheads="1"/>
                                             </pic:cNvPicPr>
@@ -4688,8 +4923,7 @@
                               <w:spacing w:before="80" w:after="40"/>
                               <w:jc w:val="both"/>
                               <w:rPr>
-                                <w:sz w:val="20"/>
-                                <w:szCs w:val="20"/>
+                                <w:color w:val="000000"/>
                               </w:rPr>
                             </w:pPr>
                             <w:r>
@@ -4698,24 +4932,75 @@
                                 <w:bCs/>
                                 <w:i w:val="false"/>
                                 <w:iCs w:val="false"/>
-                                <w:sz w:val="20"/>
-                                <w:szCs w:val="20"/>
-                              </w:rPr>
-                              <w:t>Tecnicatura en electrónica – Escuela de Educación Sec. Técnica Nª8</w:t>
+                                <w:color w:val="000000"/>
+                                <w:sz w:val="20"/>
+                                <w:szCs w:val="20"/>
+                              </w:rPr>
+                              <w:t xml:space="preserve">Tecnicatura en </w:t>
                             </w:r>
                             <w:r>
                               <w:rPr>
                                 <w:b/>
                                 <w:bCs/>
-                                <w:sz w:val="20"/>
-                                <w:szCs w:val="20"/>
-                              </w:rPr>
-                              <w:t xml:space="preserve">                                                              2009 </w:t>
+                                <w:i w:val="false"/>
+                                <w:iCs w:val="false"/>
+                                <w:color w:val="000000"/>
+                                <w:sz w:val="20"/>
+                                <w:szCs w:val="20"/>
+                              </w:rPr>
+                              <w:t>E</w:t>
                             </w:r>
                             <w:r>
                               <w:rPr>
                                 <w:b/>
                                 <w:bCs/>
+                                <w:i w:val="false"/>
+                                <w:iCs w:val="false"/>
+                                <w:color w:val="000000"/>
+                                <w:sz w:val="20"/>
+                                <w:szCs w:val="20"/>
+                              </w:rPr>
+                              <w:t>lectrónica – Escuela de Educación Sec. Técnica N</w:t>
+                            </w:r>
+                            <w:r>
+                              <w:rPr>
+                                <w:b/>
+                                <w:bCs/>
+                                <w:i w:val="false"/>
+                                <w:iCs w:val="false"/>
+                                <w:color w:val="000000"/>
+                                <w:sz w:val="20"/>
+                                <w:szCs w:val="20"/>
+                              </w:rPr>
+                              <w:t>°</w:t>
+                            </w:r>
+                            <w:r>
+                              <w:rPr>
+                                <w:b/>
+                                <w:bCs/>
+                                <w:i w:val="false"/>
+                                <w:iCs w:val="false"/>
+                                <w:color w:val="000000"/>
+                                <w:sz w:val="20"/>
+                                <w:szCs w:val="20"/>
+                              </w:rPr>
+                              <w:t>8</w:t>
+                            </w:r>
+                            <w:r>
+                              <w:rPr>
+                                <w:b/>
+                                <w:bCs/>
+                                <w:color w:val="000000"/>
+                                <w:sz w:val="20"/>
+                                <w:szCs w:val="20"/>
+                              </w:rPr>
+                              <w:t xml:space="preserve">                                                             2009 </w:t>
+                            </w:r>
+                            <w:r>
+                              <w:rPr>
+                                <w:b/>
+                                <w:bCs/>
+                                <w:color w:val="000000"/>
                                 <w:sz w:val="20"/>
                                 <w:szCs w:val="20"/>
                                 <w:lang w:bidi="es-ES"/>
@@ -4737,7 +5022,7 @@
           </mc:Choice>
           <mc:Fallback>
             <w:pict>
-              <v:rect id="shape_0" ID="Text Box 2" path="m0,0l-2147483645,0l-2147483645,-2147483646l0,-2147483646xe" stroked="f" o:allowincell="f" style="position:absolute;margin-left:-46.85pt;margin-top:400.05pt;width:561.65pt;height:80.95pt;mso-wrap-style:square;v-text-anchor:top;mso-position-horizontal:center;mso-position-horizontal-relative:margin" wp14:anchorId="26D8FEF1">
+              <v:rect id="shape_0" ID="Text Box 2" path="m0,0l-2147483645,0l-2147483645,-2147483646l0,-2147483646xe" stroked="f" o:allowincell="f" style="position:absolute;margin-left:-46.85pt;margin-top:435.6pt;width:561.65pt;height:80.95pt;mso-wrap-style:square;v-text-anchor:top;mso-position-horizontal:center;mso-position-horizontal-relative:margin" wp14:anchorId="26D8FEF1">
                 <v:fill o:detectmouseclick="t" on="false"/>
                 <v:stroke color="#3465a4" weight="6480" joinstyle="round" endcap="flat"/>
                 <v:textbox>
@@ -4758,6 +5043,7 @@
                           <w:bCs/>
                           <w:i w:val="false"/>
                           <w:iCs w:val="false"/>
+                          <w:color w:val="000000"/>
                           <w:sz w:val="20"/>
                           <w:szCs w:val="20"/>
                         </w:rPr>
@@ -4770,12 +5056,23 @@
                           <w:sz w:val="20"/>
                           <w:szCs w:val="20"/>
                         </w:rPr>
-                        <w:t xml:space="preserve">                                                                                 2017</w:t>
+                        <w:t xml:space="preserve">                                                                                </w:t>
                       </w:r>
                       <w:r>
                         <w:rPr>
                           <w:b/>
                           <w:bCs/>
+                          <w:color w:val="000000"/>
+                          <w:sz w:val="20"/>
+                          <w:szCs w:val="20"/>
+                        </w:rPr>
+                        <w:t>2017</w:t>
+                      </w:r>
+                      <w:r>
+                        <w:rPr>
+                          <w:b/>
+                          <w:bCs/>
+                          <w:color w:val="000000"/>
                           <w:sz w:val="20"/>
                           <w:szCs w:val="20"/>
                           <w:lang w:bidi="es-ES"/>
@@ -4793,7 +5090,7 @@
                       <w:r>
                         <w:rPr>
                           <w:rFonts w:eastAsia="DejaVu Sans" w:cs="DejaVu Sans" w:ascii="DejaVu Sans" w:hAnsi="DejaVu Sans"/>
-                          <w:color w:val="881631"/>
+                          <w:color w:val="000000"/>
                           <w:sz w:val="20"/>
                           <w:szCs w:val="20"/>
                           <w:shd w:fill="FFFFFF" w:val="clear"/>
@@ -4845,7 +5142,7 @@
                             <wp:inline distT="0" distB="0" distL="0" distR="0">
                               <wp:extent cx="112395" cy="107315"/>
                               <wp:effectExtent l="0" t="0" r="0" b="0"/>
-                              <wp:docPr id="15" name="Picture 949528654" descr="A black background with a black square&#10;&#10;Description automatically generated with medium confidence"/>
+                              <wp:docPr id="16" name="Picture 949528654" descr="A black background with a black square&#10;&#10;Description automatically generated with medium confidence"/>
                               <wp:cNvGraphicFramePr>
                                 <a:graphicFrameLocks xmlns:a="http://schemas.openxmlformats.org/drawingml/2006/main" noChangeAspect="1"/>
                               </wp:cNvGraphicFramePr>
@@ -4853,7 +5150,7 @@
                                 <a:graphicData uri="http://schemas.openxmlformats.org/drawingml/2006/picture">
                                   <pic:pic xmlns:pic="http://schemas.openxmlformats.org/drawingml/2006/picture">
                                     <pic:nvPicPr>
-                                      <pic:cNvPr id="15" name="Picture 949528654" descr="A black background with a black square&#10;&#10;Description automatically generated with medium confidence"/>
+                                      <pic:cNvPr id="16" name="Picture 949528654" descr="A black background with a black square&#10;&#10;Description automatically generated with medium confidence"/>
                                       <pic:cNvPicPr>
                                         <a:picLocks noChangeAspect="1" noChangeArrowheads="1"/>
                                       </pic:cNvPicPr>
@@ -4887,8 +5184,7 @@
                         <w:spacing w:before="80" w:after="40"/>
                         <w:jc w:val="both"/>
                         <w:rPr>
-                          <w:sz w:val="20"/>
-                          <w:szCs w:val="20"/>
+                          <w:color w:val="000000"/>
                         </w:rPr>
                       </w:pPr>
                       <w:r>
@@ -4897,24 +5193,75 @@
                           <w:bCs/>
                           <w:i w:val="false"/>
                           <w:iCs w:val="false"/>
-                          <w:sz w:val="20"/>
-                          <w:szCs w:val="20"/>
-                        </w:rPr>
-                        <w:t>Tecnicatura en electrónica – Escuela de Educación Sec. Técnica Nª8</w:t>
+                          <w:color w:val="000000"/>
+                          <w:sz w:val="20"/>
+                          <w:szCs w:val="20"/>
+                        </w:rPr>
+                        <w:t xml:space="preserve">Tecnicatura en </w:t>
                       </w:r>
                       <w:r>
                         <w:rPr>
                           <w:b/>
                           <w:bCs/>
-                          <w:sz w:val="20"/>
-                          <w:szCs w:val="20"/>
-                        </w:rPr>
-                        <w:t xml:space="preserve">                                                              2009 </w:t>
+                          <w:i w:val="false"/>
+                          <w:iCs w:val="false"/>
+                          <w:color w:val="000000"/>
+                          <w:sz w:val="20"/>
+                          <w:szCs w:val="20"/>
+                        </w:rPr>
+                        <w:t>E</w:t>
                       </w:r>
                       <w:r>
                         <w:rPr>
                           <w:b/>
                           <w:bCs/>
+                          <w:i w:val="false"/>
+                          <w:iCs w:val="false"/>
+                          <w:color w:val="000000"/>
+                          <w:sz w:val="20"/>
+                          <w:szCs w:val="20"/>
+                        </w:rPr>
+                        <w:t>lectrónica – Escuela de Educación Sec. Técnica N</w:t>
+                      </w:r>
+                      <w:r>
+                        <w:rPr>
+                          <w:b/>
+                          <w:bCs/>
+                          <w:i w:val="false"/>
+                          <w:iCs w:val="false"/>
+                          <w:color w:val="000000"/>
+                          <w:sz w:val="20"/>
+                          <w:szCs w:val="20"/>
+                        </w:rPr>
+                        <w:t>°</w:t>
+                      </w:r>
+                      <w:r>
+                        <w:rPr>
+                          <w:b/>
+                          <w:bCs/>
+                          <w:i w:val="false"/>
+                          <w:iCs w:val="false"/>
+                          <w:color w:val="000000"/>
+                          <w:sz w:val="20"/>
+                          <w:szCs w:val="20"/>
+                        </w:rPr>
+                        <w:t>8</w:t>
+                      </w:r>
+                      <w:r>
+                        <w:rPr>
+                          <w:b/>
+                          <w:bCs/>
+                          <w:color w:val="000000"/>
+                          <w:sz w:val="20"/>
+                          <w:szCs w:val="20"/>
+                        </w:rPr>
+                        <w:t xml:space="preserve">                                                             2009 </w:t>
+                      </w:r>
+                      <w:r>
+                        <w:rPr>
+                          <w:b/>
+                          <w:bCs/>
+                          <w:color w:val="000000"/>
                           <w:sz w:val="20"/>
                           <w:szCs w:val="20"/>
                           <w:lang w:bidi="es-ES"/>
@@ -4932,7 +5279,7 @@
         <mc:AlternateContent>
           <mc:Choice Requires="wps">
             <w:drawing>
-              <wp:anchor behindDoc="0" distT="0" distB="0" distL="0" distR="0" simplePos="0" locked="0" layoutInCell="0" allowOverlap="1" relativeHeight="27" wp14:anchorId="57955844">
+              <wp:anchor behindDoc="0" distT="0" distB="0" distL="0" distR="0" simplePos="0" locked="0" layoutInCell="0" allowOverlap="1" relativeHeight="33" wp14:anchorId="57955844">
                 <wp:simplePos x="0" y="0"/>
                 <wp:positionH relativeFrom="margin">
                   <wp:posOffset>6279515</wp:posOffset>
@@ -4943,7 +5290,7 @@
                 <wp:extent cx="457835" cy="232410"/>
                 <wp:effectExtent l="0" t="0" r="0" b="0"/>
                 <wp:wrapNone/>
-                <wp:docPr id="13" name="Text Box 2"/>
+                <wp:docPr id="14" name="Text Box 2"/>
                 <a:graphic xmlns:a="http://schemas.openxmlformats.org/drawingml/2006/main">
                   <a:graphicData uri="http://schemas.microsoft.com/office/word/2010/wordprocessingShape">
                     <wps:wsp>
@@ -4994,7 +5341,7 @@
                                   <wp:inline distT="0" distB="0" distL="0" distR="0">
                                     <wp:extent cx="112395" cy="107315"/>
                                     <wp:effectExtent l="0" t="0" r="0" b="0"/>
-                                    <wp:docPr id="15" name="Picture 1263307453" descr="A black background with a black square&#10;&#10;Description automatically generated with medium confidence"/>
+                                    <wp:docPr id="16" name="Picture 1263307453" descr="A black background with a black square&#10;&#10;Description automatically generated with medium confidence"/>
                                     <wp:cNvGraphicFramePr>
                                       <a:graphicFrameLocks xmlns:a="http://schemas.openxmlformats.org/drawingml/2006/main" noChangeAspect="1"/>
                                     </wp:cNvGraphicFramePr>
@@ -5002,7 +5349,7 @@
                                       <a:graphicData uri="http://schemas.openxmlformats.org/drawingml/2006/picture">
                                         <pic:pic xmlns:pic="http://schemas.openxmlformats.org/drawingml/2006/picture">
                                           <pic:nvPicPr>
-                                            <pic:cNvPr id="15" name="Picture 1263307453" descr="A black background with a black square&#10;&#10;Description automatically generated with medium confidence"/>
+                                            <pic:cNvPr id="16" name="Picture 1263307453" descr="A black background with a black square&#10;&#10;Description automatically generated with medium confidence"/>
                                             <pic:cNvPicPr>
                                               <a:picLocks noChangeAspect="1" noChangeArrowheads="1"/>
                                             </pic:cNvPicPr>
@@ -5082,7 +5429,7 @@
                             <wp:inline distT="0" distB="0" distL="0" distR="0">
                               <wp:extent cx="112395" cy="107315"/>
                               <wp:effectExtent l="0" t="0" r="0" b="0"/>
-                              <wp:docPr id="16" name="Picture 1263307453" descr="A black background with a black square&#10;&#10;Description automatically generated with medium confidence"/>
+                              <wp:docPr id="17" name="Picture 1263307453" descr="A black background with a black square&#10;&#10;Description automatically generated with medium confidence"/>
                               <wp:cNvGraphicFramePr>
                                 <a:graphicFrameLocks xmlns:a="http://schemas.openxmlformats.org/drawingml/2006/main" noChangeAspect="1"/>
                               </wp:cNvGraphicFramePr>
@@ -5090,7 +5437,7 @@
                                 <a:graphicData uri="http://schemas.openxmlformats.org/drawingml/2006/picture">
                                   <pic:pic xmlns:pic="http://schemas.openxmlformats.org/drawingml/2006/picture">
                                     <pic:nvPicPr>
-                                      <pic:cNvPr id="16" name="Picture 1263307453" descr="A black background with a black square&#10;&#10;Description automatically generated with medium confidence"/>
+                                      <pic:cNvPr id="17" name="Picture 1263307453" descr="A black background with a black square&#10;&#10;Description automatically generated with medium confidence"/>
                                       <pic:cNvPicPr>
                                         <a:picLocks noChangeAspect="1" noChangeArrowheads="1"/>
                                       </pic:cNvPicPr>
